--- a/Artificial Intelligence for Enterprises/Assessment2b/Huang_26254793_421104_Assessment 2b.docx
+++ b/Artificial Intelligence for Enterprises/Assessment2b/Huang_26254793_421104_Assessment 2b.docx
@@ -245,7 +245,7 @@
           <w:i w:val="0"/>
           <w:sz w:val="22"/>
         </w:rPr>
-        <w:t>「帶隊核心群」(4 人)三項指標同時排名第一,為績效最優群,惟僅佔 3.7%。更具管理價值的是「高投入待認可群」(25 人):投入度達平均 2.2 倍但認可度低於平均,且在未標準化的分析中無法辨識,應列為指派制度檢討與留才風險的優先對象。</w:t>
+        <w:t>「帶隊核心群」(4 人)三項指標同時排名第一,為績效最優群,惟僅佔 3.7%。更具管理價值的是「高投入待認可群」(25 人):投入度達平均 2.2 倍但認可度低於平均,且在未標準化的分析中無法辨識。</w:t>
       </w:r>
     </w:p>
     <w:p>
@@ -274,7 +274,7 @@
           <w:i w:val="0"/>
           <w:sz w:val="22"/>
         </w:rPr>
-        <w:t>特徵決策分兩層:哪些變數進入距離計算,以及以何種尺度進入。</w:t>
+        <w:t>排除 EmployeeID:它是標稱型識別碼,數值不承載順序意義,納入等同主張「編號相近者表現相似」;且其標準差為其餘三欄的 36 至 103 倍,納入後獨佔距離平方 99% 以上(表一)。保留該欄實跑的反證顯示,分群會退化為按編號切段。</w:t>
       </w:r>
     </w:p>
     <w:p>
@@ -288,7 +288,7 @@
           <w:i w:val="0"/>
           <w:sz w:val="22"/>
         </w:rPr>
-        <w:t>排除 EmployeeID,理由有二:它是標稱型識別碼,數值不承載順序意義,納入等同主張「編號相近者表現相似」;且其標準差為其餘三欄的 36 至 103 倍,納入後獨佔距離平方 99% 以上(表一)。保留該欄實跑的反證顯示,分群會退化為按編號切段。</w:t>
+        <w:t>第二層決策是尺度。常見誤解是「不標準化較中立」,事實相反:未縮放時權重由各欄離散程度決定,而非由業務判斷決定——認可度一欄即佔距離平方的 79.6%,使分群退化為單變數複製,與「直接按認可度分組」的調整後蘭德指數(Hubert &amp; Arabie, 1985)達 0.99。</w:t>
       </w:r>
     </w:p>
     <w:p>
@@ -302,21 +302,7 @@
           <w:i w:val="0"/>
           <w:sz w:val="22"/>
         </w:rPr>
-        <w:t>採用標準化。常見誤解是「不標準化較中立」,事實相反:未縮放時權重由各欄離散程度決定,而非由業務判斷決定——認可度一欄即佔距離平方的 79.6%,使分群退化為單變數複製,與「直接按認可度分組」的調整後蘭德指數(Hubert &amp; Arabie, 1985)高達 0.99。</w:t>
-      </w:r>
-    </w:p>
-    <w:p>
-      <w:pPr>
-        <w:spacing w:after="120"/>
-      </w:pPr>
-      <w:r>
-        <w:rPr>
-          <w:rFonts w:ascii="Calibri" w:hAnsi="Calibri" w:eastAsia="微軟正黑體"/>
-          <w:b w:val="0"/>
-          <w:i w:val="0"/>
-          <w:sz w:val="22"/>
-        </w:rPr>
-        <w:t>其影響可具體量化:10 位使用率達 0.61 至 0.92 但認可度為 0 的顧問,未縮放時被併入一個 86 人的群,該群使用率跨幅 0.00 至 0.92,投入 92% 與從未投入者同屬一級(表二)。z 分數與 MinMax 產生相同分群,顯示結論取決於是否縮放而非何種縮放(Milligan &amp; Cooper, 1988)。標準化並非「不加權」,而是把權重改為可依政策調整的明確假設。</w:t>
+        <w:t>其影響可具體量化:10 位使用率達 0.61 至 0.92 但認可度為 0 的顧問,未縮放時被併入一個 86 人的群,該群使用率跨幅 0.00 至 0.92(表二)。z 分數與 MinMax 產生相同分群,顯示結論取決於是否縮放(Milligan &amp; Cooper, 1988)。標準化並非「不加權」,而是把權重改為可依政策調整的明確假設。</w:t>
       </w:r>
     </w:p>
     <w:p>
@@ -446,7 +432,7 @@
                 <w:i w:val="0"/>
                 <w:sz w:val="18"/>
               </w:rPr>
-              <w:t>佔距離權重(未縮放)</w:t>
+              <w:t>佔距離平方權重(未縮放)</w:t>
             </w:r>
           </w:p>
         </w:tc>
@@ -1364,7 +1350,7 @@
           <w:i w:val="0"/>
           <w:sz w:val="22"/>
         </w:rPr>
-        <w:t>本節檢驗四項判準:輪廓係數(Rousseeuw, 1987)、肘部法、種子穩定性與群組規模可操作性(表三、圖一)。全程固定隨機種子,以確保報告數字可重現查核。</w:t>
+        <w:t>為避免先看結果再找理由,四項判準於執行掃描前即已訂定(表三):輪廓係數(Rousseeuw, 1987)取最高、差距小於 0.02 視為平手;肘部法取降幅跌破 30% 前的 k;每群最小人數須達 4 人;群內單一 KPI 的全距須小於全體全距。後兩項為業務門檻,直接源自「依相似表現分群以分配獎金」的目的。</w:t>
       </w:r>
     </w:p>
     <w:p>
@@ -1378,7 +1364,7 @@
           <w:i w:val="0"/>
           <w:sz w:val="22"/>
         </w:rPr>
-        <w:t>輪廓係數無法單獨定案:最高值在 k = 5(0.6823),但 k = 3、4、5 全距僅 0.0146。肘部法則指向 k = 4:群內平方和降幅自 55.7%、44.0% 降至 29.3% 後趨平。</w:t>
+        <w:t>統計面兩項互相衝突:輪廓係數最高值在 k = 5(0.6823),但 k = 3、4、5 全距僅 0.0146,依判準視為平手;肘部法則指向 k = 4,群內平方和降幅自 55.7%、44.0% 降至 29.3% 後趨平。</w:t>
       </w:r>
     </w:p>
     <w:p>
@@ -1392,7 +1378,7 @@
           <w:i w:val="0"/>
           <w:sz w:val="22"/>
         </w:rPr>
-        <w:t>相鄰候選以業務目標排除。k = 5 產生兩個各 2 人的群,無法作為獎金級距。k = 3 的問題較隱蔽但更關鍵:其中間群 27 人,群內認可度自 0 至 4 全跨度,獲指派 4 個專案者與完全未獲指派者同屬一級,該 KPI 形同失效;k = 4 將其拆為兩群,使用率相近而認可度顯著不同,恰是獎金制度需要區分之處。</w:t>
+        <w:t>業務面兩項則明確排除相鄰候選。k = 5 產生兩個各 2 人的群,不足 4 人門檻。k = 3 的中間群 27 人,群內認可度全距 0 至 4,等於全體全距的 100%——獲指派 4 個專案者與完全未獲指派者同屬一級,該指標在此級距內無區分力;k = 4 拆開後各群認可度全距降至全體的 50% 以下。</w:t>
       </w:r>
     </w:p>
     <w:p>
@@ -1406,7 +1392,7 @@
           <w:i w:val="0"/>
           <w:sz w:val="22"/>
         </w:rPr>
-        <w:t>穩定性須誠實揭露:k = 4 的種子平均調整後蘭德指數 0.961,略低於 k = 3;但僅 10 人曾變動群組且全數落在邊界,兩個高績效群成員完全不變。</w:t>
+        <w:t>穩定性須誠實揭露:k = 4 的種子平均調整後蘭德指數 0.961,略低於 k = 3;但僅 10 人曾變動群組,且全數落在邊界。</w:t>
       </w:r>
     </w:p>
     <w:p>
@@ -1431,12 +1417,13 @@
         <w:tblLook w:firstColumn="1" w:firstRow="1" w:lastColumn="0" w:lastRow="0" w:noHBand="0" w:noVBand="1" w:val="04A0"/>
       </w:tblPr>
       <w:tblGrid>
-        <w:gridCol w:w="1560"/>
-        <w:gridCol w:w="1560"/>
-        <w:gridCol w:w="1560"/>
-        <w:gridCol w:w="1560"/>
-        <w:gridCol w:w="1560"/>
-        <w:gridCol w:w="1560"/>
+        <w:gridCol w:w="1337"/>
+        <w:gridCol w:w="1337"/>
+        <w:gridCol w:w="1337"/>
+        <w:gridCol w:w="1337"/>
+        <w:gridCol w:w="1337"/>
+        <w:gridCol w:w="1337"/>
+        <w:gridCol w:w="1337"/>
       </w:tblGrid>
       <w:tr>
         <w:trPr>
@@ -1445,7 +1432,7 @@
         </w:trPr>
         <w:tc>
           <w:tcPr>
-            <w:tcW w:type="dxa" w:w="1560"/>
+            <w:tcW w:type="dxa" w:w="1337"/>
           </w:tcPr>
           <w:p>
             <w:r>
@@ -1461,7 +1448,7 @@
         </w:tc>
         <w:tc>
           <w:tcPr>
-            <w:tcW w:type="dxa" w:w="1560"/>
+            <w:tcW w:type="dxa" w:w="1337"/>
           </w:tcPr>
           <w:p>
             <w:r>
@@ -1471,13 +1458,13 @@
                 <w:i w:val="0"/>
                 <w:sz w:val="18"/>
               </w:rPr>
-              <w:t>輪廓係數</w:t>
+              <w:t>判準1 輪廓係數</w:t>
             </w:r>
           </w:p>
         </w:tc>
         <w:tc>
           <w:tcPr>
-            <w:tcW w:type="dxa" w:w="1560"/>
+            <w:tcW w:type="dxa" w:w="1337"/>
           </w:tcPr>
           <w:p>
             <w:r>
@@ -1487,13 +1474,13 @@
                 <w:i w:val="0"/>
                 <w:sz w:val="18"/>
               </w:rPr>
-              <w:t>群內平方和降幅</w:t>
+              <w:t>判準2 平方和降幅</w:t>
             </w:r>
           </w:p>
         </w:tc>
         <w:tc>
           <w:tcPr>
-            <w:tcW w:type="dxa" w:w="1560"/>
+            <w:tcW w:type="dxa" w:w="1337"/>
           </w:tcPr>
           <w:p>
             <w:r>
@@ -1503,13 +1490,29 @@
                 <w:i w:val="0"/>
                 <w:sz w:val="18"/>
               </w:rPr>
-              <w:t>最小群人數</w:t>
+              <w:t>判準3 最小群人數(≥4)</w:t>
             </w:r>
           </w:p>
         </w:tc>
         <w:tc>
           <w:tcPr>
-            <w:tcW w:type="dxa" w:w="1560"/>
+            <w:tcW w:type="dxa" w:w="1337"/>
+          </w:tcPr>
+          <w:p>
+            <w:r>
+              <w:rPr>
+                <w:rFonts w:ascii="Calibri" w:hAnsi="Calibri" w:eastAsia="微軟正黑體"/>
+                <w:b/>
+                <w:i w:val="0"/>
+                <w:sz w:val="18"/>
+              </w:rPr>
+              <w:t>判準4 群內認可度全距 ÷ 全體</w:t>
+            </w:r>
+          </w:p>
+        </w:tc>
+        <w:tc>
+          <w:tcPr>
+            <w:tcW w:type="dxa" w:w="1337"/>
           </w:tcPr>
           <w:p>
             <w:r>
@@ -1525,7 +1528,7 @@
         </w:tc>
         <w:tc>
           <w:tcPr>
-            <w:tcW w:type="dxa" w:w="1560"/>
+            <w:tcW w:type="dxa" w:w="1337"/>
           </w:tcPr>
           <w:p>
             <w:r>
@@ -1535,7 +1538,7 @@
                 <w:i w:val="0"/>
                 <w:sz w:val="18"/>
               </w:rPr>
-              <w:t>可用於獎金級距</w:t>
+              <w:t>裁決</w:t>
             </w:r>
           </w:p>
         </w:tc>
@@ -1546,7 +1549,7 @@
         </w:trPr>
         <w:tc>
           <w:tcPr>
-            <w:tcW w:type="dxa" w:w="1560"/>
+            <w:tcW w:type="dxa" w:w="1337"/>
           </w:tcPr>
           <w:p>
             <w:r>
@@ -1562,7 +1565,7 @@
         </w:tc>
         <w:tc>
           <w:tcPr>
-            <w:tcW w:type="dxa" w:w="1560"/>
+            <w:tcW w:type="dxa" w:w="1337"/>
           </w:tcPr>
           <w:p>
             <w:r>
@@ -1578,7 +1581,7 @@
         </w:tc>
         <w:tc>
           <w:tcPr>
-            <w:tcW w:type="dxa" w:w="1560"/>
+            <w:tcW w:type="dxa" w:w="1337"/>
           </w:tcPr>
           <w:p>
             <w:r>
@@ -1594,7 +1597,7 @@
         </w:tc>
         <w:tc>
           <w:tcPr>
-            <w:tcW w:type="dxa" w:w="1560"/>
+            <w:tcW w:type="dxa" w:w="1337"/>
           </w:tcPr>
           <w:p>
             <w:r>
@@ -1604,13 +1607,29 @@
                 <w:i w:val="0"/>
                 <w:sz w:val="18"/>
               </w:rPr>
-              <w:t>24</w:t>
+              <w:t>24  ✓</w:t>
             </w:r>
           </w:p>
         </w:tc>
         <w:tc>
           <w:tcPr>
-            <w:tcW w:type="dxa" w:w="1560"/>
+            <w:tcW w:type="dxa" w:w="1337"/>
+          </w:tcPr>
+          <w:p>
+            <w:r>
+              <w:rPr>
+                <w:rFonts w:ascii="Calibri" w:hAnsi="Calibri" w:eastAsia="微軟正黑體"/>
+                <w:b w:val="0"/>
+                <w:i w:val="0"/>
+                <w:sz w:val="18"/>
+              </w:rPr>
+              <w:t>100%  ✗</w:t>
+            </w:r>
+          </w:p>
+        </w:tc>
+        <w:tc>
+          <w:tcPr>
+            <w:tcW w:type="dxa" w:w="1337"/>
           </w:tcPr>
           <w:p>
             <w:r>
@@ -1626,7 +1645,7 @@
         </w:tc>
         <w:tc>
           <w:tcPr>
-            <w:tcW w:type="dxa" w:w="1560"/>
+            <w:tcW w:type="dxa" w:w="1337"/>
           </w:tcPr>
           <w:p>
             <w:r>
@@ -1636,7 +1655,7 @@
                 <w:i w:val="0"/>
                 <w:sz w:val="18"/>
               </w:rPr>
-              <w:t>可,但級距過粗</w:t>
+              <w:t>否(判準4)</w:t>
             </w:r>
           </w:p>
         </w:tc>
@@ -1647,7 +1666,7 @@
         </w:trPr>
         <w:tc>
           <w:tcPr>
-            <w:tcW w:type="dxa" w:w="1560"/>
+            <w:tcW w:type="dxa" w:w="1337"/>
           </w:tcPr>
           <w:p>
             <w:r>
@@ -1663,7 +1682,7 @@
         </w:tc>
         <w:tc>
           <w:tcPr>
-            <w:tcW w:type="dxa" w:w="1560"/>
+            <w:tcW w:type="dxa" w:w="1337"/>
           </w:tcPr>
           <w:p>
             <w:r>
@@ -1679,7 +1698,7 @@
         </w:tc>
         <w:tc>
           <w:tcPr>
-            <w:tcW w:type="dxa" w:w="1560"/>
+            <w:tcW w:type="dxa" w:w="1337"/>
           </w:tcPr>
           <w:p>
             <w:r>
@@ -1695,7 +1714,76 @@
         </w:tc>
         <w:tc>
           <w:tcPr>
-            <w:tcW w:type="dxa" w:w="1560"/>
+            <w:tcW w:type="dxa" w:w="1337"/>
+          </w:tcPr>
+          <w:p>
+            <w:r>
+              <w:rPr>
+                <w:rFonts w:ascii="Calibri" w:hAnsi="Calibri" w:eastAsia="微軟正黑體"/>
+                <w:b w:val="0"/>
+                <w:i w:val="0"/>
+                <w:sz w:val="18"/>
+              </w:rPr>
+              <w:t>4  ✓</w:t>
+            </w:r>
+          </w:p>
+        </w:tc>
+        <w:tc>
+          <w:tcPr>
+            <w:tcW w:type="dxa" w:w="1337"/>
+          </w:tcPr>
+          <w:p>
+            <w:r>
+              <w:rPr>
+                <w:rFonts w:ascii="Calibri" w:hAnsi="Calibri" w:eastAsia="微軟正黑體"/>
+                <w:b w:val="0"/>
+                <w:i w:val="0"/>
+                <w:sz w:val="18"/>
+              </w:rPr>
+              <w:t>100%  ✗</w:t>
+            </w:r>
+          </w:p>
+        </w:tc>
+        <w:tc>
+          <w:tcPr>
+            <w:tcW w:type="dxa" w:w="1337"/>
+          </w:tcPr>
+          <w:p>
+            <w:r>
+              <w:rPr>
+                <w:rFonts w:ascii="Calibri" w:hAnsi="Calibri" w:eastAsia="微軟正黑體"/>
+                <w:b w:val="0"/>
+                <w:i w:val="0"/>
+                <w:sz w:val="18"/>
+              </w:rPr>
+              <w:t>1.000</w:t>
+            </w:r>
+          </w:p>
+        </w:tc>
+        <w:tc>
+          <w:tcPr>
+            <w:tcW w:type="dxa" w:w="1337"/>
+          </w:tcPr>
+          <w:p>
+            <w:r>
+              <w:rPr>
+                <w:rFonts w:ascii="Calibri" w:hAnsi="Calibri" w:eastAsia="微軟正黑體"/>
+                <w:b w:val="0"/>
+                <w:i w:val="0"/>
+                <w:sz w:val="18"/>
+              </w:rPr>
+              <w:t>否(判準4)</w:t>
+            </w:r>
+          </w:p>
+        </w:tc>
+      </w:tr>
+      <w:tr>
+        <w:trPr>
+          <w:cantSplit/>
+        </w:trPr>
+        <w:tc>
+          <w:tcPr>
+            <w:tcW w:type="dxa" w:w="1337"/>
           </w:tcPr>
           <w:p>
             <w:r>
@@ -1711,60 +1799,7 @@
         </w:tc>
         <w:tc>
           <w:tcPr>
-            <w:tcW w:type="dxa" w:w="1560"/>
-          </w:tcPr>
-          <w:p>
-            <w:r>
-              <w:rPr>
-                <w:rFonts w:ascii="Calibri" w:hAnsi="Calibri" w:eastAsia="微軟正黑體"/>
-                <w:b w:val="0"/>
-                <w:i w:val="0"/>
-                <w:sz w:val="18"/>
-              </w:rPr>
-              <w:t>1.000</w:t>
-            </w:r>
-          </w:p>
-        </w:tc>
-        <w:tc>
-          <w:tcPr>
-            <w:tcW w:type="dxa" w:w="1560"/>
-          </w:tcPr>
-          <w:p>
-            <w:r>
-              <w:rPr>
-                <w:rFonts w:ascii="Calibri" w:hAnsi="Calibri" w:eastAsia="微軟正黑體"/>
-                <w:b w:val="0"/>
-                <w:i w:val="0"/>
-                <w:sz w:val="18"/>
-              </w:rPr>
-              <w:t>否:中間群認可度 0–4 全跨度</w:t>
-            </w:r>
-          </w:p>
-        </w:tc>
-      </w:tr>
-      <w:tr>
-        <w:trPr>
-          <w:cantSplit/>
-        </w:trPr>
-        <w:tc>
-          <w:tcPr>
-            <w:tcW w:type="dxa" w:w="1560"/>
-          </w:tcPr>
-          <w:p>
-            <w:r>
-              <w:rPr>
-                <w:rFonts w:ascii="Calibri" w:hAnsi="Calibri" w:eastAsia="微軟正黑體"/>
-                <w:b w:val="0"/>
-                <w:i w:val="0"/>
-                <w:sz w:val="18"/>
-              </w:rPr>
-              <w:t>4</w:t>
-            </w:r>
-          </w:p>
-        </w:tc>
-        <w:tc>
-          <w:tcPr>
-            <w:tcW w:type="dxa" w:w="1560"/>
+            <w:tcW w:type="dxa" w:w="1337"/>
           </w:tcPr>
           <w:p>
             <w:r>
@@ -1780,7 +1815,7 @@
         </w:tc>
         <w:tc>
           <w:tcPr>
-            <w:tcW w:type="dxa" w:w="1560"/>
+            <w:tcW w:type="dxa" w:w="1337"/>
           </w:tcPr>
           <w:p>
             <w:r>
@@ -1796,7 +1831,7 @@
         </w:tc>
         <w:tc>
           <w:tcPr>
-            <w:tcW w:type="dxa" w:w="1560"/>
+            <w:tcW w:type="dxa" w:w="1337"/>
           </w:tcPr>
           <w:p>
             <w:r>
@@ -1806,13 +1841,29 @@
                 <w:i w:val="0"/>
                 <w:sz w:val="18"/>
               </w:rPr>
-              <w:t>4</w:t>
+              <w:t>4  ✓</w:t>
             </w:r>
           </w:p>
         </w:tc>
         <w:tc>
           <w:tcPr>
-            <w:tcW w:type="dxa" w:w="1560"/>
+            <w:tcW w:type="dxa" w:w="1337"/>
+          </w:tcPr>
+          <w:p>
+            <w:r>
+              <w:rPr>
+                <w:rFonts w:ascii="Calibri" w:hAnsi="Calibri" w:eastAsia="微軟正黑體"/>
+                <w:b w:val="0"/>
+                <w:i w:val="0"/>
+                <w:sz w:val="18"/>
+              </w:rPr>
+              <w:t>50%  ✓</w:t>
+            </w:r>
+          </w:p>
+        </w:tc>
+        <w:tc>
+          <w:tcPr>
+            <w:tcW w:type="dxa" w:w="1337"/>
           </w:tcPr>
           <w:p>
             <w:r>
@@ -1828,7 +1879,7 @@
         </w:tc>
         <w:tc>
           <w:tcPr>
-            <w:tcW w:type="dxa" w:w="1560"/>
+            <w:tcW w:type="dxa" w:w="1337"/>
           </w:tcPr>
           <w:p>
             <w:r>
@@ -1849,7 +1900,7 @@
         </w:trPr>
         <w:tc>
           <w:tcPr>
-            <w:tcW w:type="dxa" w:w="1560"/>
+            <w:tcW w:type="dxa" w:w="1337"/>
           </w:tcPr>
           <w:p>
             <w:r>
@@ -1865,7 +1916,7 @@
         </w:tc>
         <w:tc>
           <w:tcPr>
-            <w:tcW w:type="dxa" w:w="1560"/>
+            <w:tcW w:type="dxa" w:w="1337"/>
           </w:tcPr>
           <w:p>
             <w:r>
@@ -1881,7 +1932,7 @@
         </w:tc>
         <w:tc>
           <w:tcPr>
-            <w:tcW w:type="dxa" w:w="1560"/>
+            <w:tcW w:type="dxa" w:w="1337"/>
           </w:tcPr>
           <w:p>
             <w:r>
@@ -1897,7 +1948,7 @@
         </w:tc>
         <w:tc>
           <w:tcPr>
-            <w:tcW w:type="dxa" w:w="1560"/>
+            <w:tcW w:type="dxa" w:w="1337"/>
           </w:tcPr>
           <w:p>
             <w:r>
@@ -1907,13 +1958,29 @@
                 <w:i w:val="0"/>
                 <w:sz w:val="18"/>
               </w:rPr>
-              <w:t>2</w:t>
+              <w:t>2  ✗</w:t>
             </w:r>
           </w:p>
         </w:tc>
         <w:tc>
           <w:tcPr>
-            <w:tcW w:type="dxa" w:w="1560"/>
+            <w:tcW w:type="dxa" w:w="1337"/>
+          </w:tcPr>
+          <w:p>
+            <w:r>
+              <w:rPr>
+                <w:rFonts w:ascii="Calibri" w:hAnsi="Calibri" w:eastAsia="微軟正黑體"/>
+                <w:b w:val="0"/>
+                <w:i w:val="0"/>
+                <w:sz w:val="18"/>
+              </w:rPr>
+              <w:t>50%  ✓</w:t>
+            </w:r>
+          </w:p>
+        </w:tc>
+        <w:tc>
+          <w:tcPr>
+            <w:tcW w:type="dxa" w:w="1337"/>
           </w:tcPr>
           <w:p>
             <w:r>
@@ -1929,7 +1996,7 @@
         </w:tc>
         <w:tc>
           <w:tcPr>
-            <w:tcW w:type="dxa" w:w="1560"/>
+            <w:tcW w:type="dxa" w:w="1337"/>
           </w:tcPr>
           <w:p>
             <w:r>
@@ -1939,7 +2006,7 @@
                 <w:i w:val="0"/>
                 <w:sz w:val="18"/>
               </w:rPr>
-              <w:t>否:含兩個 2 人群</w:t>
+              <w:t>否(判準3)</w:t>
             </w:r>
           </w:p>
         </w:tc>
@@ -1950,7 +2017,7 @@
         </w:trPr>
         <w:tc>
           <w:tcPr>
-            <w:tcW w:type="dxa" w:w="1560"/>
+            <w:tcW w:type="dxa" w:w="1337"/>
           </w:tcPr>
           <w:p>
             <w:r>
@@ -1966,7 +2033,7 @@
         </w:tc>
         <w:tc>
           <w:tcPr>
-            <w:tcW w:type="dxa" w:w="1560"/>
+            <w:tcW w:type="dxa" w:w="1337"/>
           </w:tcPr>
           <w:p>
             <w:r>
@@ -1982,7 +2049,7 @@
         </w:tc>
         <w:tc>
           <w:tcPr>
-            <w:tcW w:type="dxa" w:w="1560"/>
+            <w:tcW w:type="dxa" w:w="1337"/>
           </w:tcPr>
           <w:p>
             <w:r>
@@ -1998,7 +2065,7 @@
         </w:tc>
         <w:tc>
           <w:tcPr>
-            <w:tcW w:type="dxa" w:w="1560"/>
+            <w:tcW w:type="dxa" w:w="1337"/>
           </w:tcPr>
           <w:p>
             <w:r>
@@ -2008,13 +2075,29 @@
                 <w:i w:val="0"/>
                 <w:sz w:val="18"/>
               </w:rPr>
-              <w:t>2</w:t>
+              <w:t>2  ✗</w:t>
             </w:r>
           </w:p>
         </w:tc>
         <w:tc>
           <w:tcPr>
-            <w:tcW w:type="dxa" w:w="1560"/>
+            <w:tcW w:type="dxa" w:w="1337"/>
+          </w:tcPr>
+          <w:p>
+            <w:r>
+              <w:rPr>
+                <w:rFonts w:ascii="Calibri" w:hAnsi="Calibri" w:eastAsia="微軟正黑體"/>
+                <w:b w:val="0"/>
+                <w:i w:val="0"/>
+                <w:sz w:val="18"/>
+              </w:rPr>
+              <w:t>50%  ✓</w:t>
+            </w:r>
+          </w:p>
+        </w:tc>
+        <w:tc>
+          <w:tcPr>
+            <w:tcW w:type="dxa" w:w="1337"/>
           </w:tcPr>
           <w:p>
             <w:r>
@@ -2030,7 +2113,7 @@
         </w:tc>
         <w:tc>
           <w:tcPr>
-            <w:tcW w:type="dxa" w:w="1560"/>
+            <w:tcW w:type="dxa" w:w="1337"/>
           </w:tcPr>
           <w:p>
             <w:r>
@@ -2040,7 +2123,7 @@
                 <w:i w:val="0"/>
                 <w:sz w:val="18"/>
               </w:rPr>
-              <w:t>否:含兩個 2 人群</w:t>
+              <w:t>否(判準3)</w:t>
             </w:r>
           </w:p>
         </w:tc>
@@ -2057,7 +2140,7 @@
           <w:i/>
           <w:sz w:val="17"/>
         </w:rPr>
-        <w:t>註:取自 notebook §2.1、§2.2、§2.4。ARI 為調整後蘭德指數,以 20 組隨機種子(100–119)與 random_state = 42 的結果比對。k = 7 至 9 同樣含 2 人群,已略。</w:t>
+        <w:t>註:取自 notebook §2.1、§2.2、§2.4、§2.5。四項判準於執行掃描前訂定,未因結果調整門檻。判準4 為群內單一 KPI 全距佔全體全距的比例,達 100% 者表示該指標在群內無區分力。ARI 以 20 組隨機種子(100–119)與 random_state = 42 的結果比對。k = 7 至 9 同樣不足 4 人門檻,已略。</w:t>
       </w:r>
     </w:p>
     <w:p>
@@ -2183,7 +2266,7 @@
           <w:i w:val="0"/>
           <w:sz w:val="22"/>
         </w:rPr>
-        <w:t>對部門主管:受認可的專業骨幹投入與認可俱高、尚未帶隊,是負責人職位最直接的候補來源;高投入待認可群投入度達平均 2.2 倍卻幾乎未獲指派,應於下一輪指派前逐案檢視指派流程。</w:t>
+        <w:t>對部門主管:受認可的專業骨幹投入與認可俱高、尚未帶隊,是負責人職位最直接的候補來源;高投入待認可群投入度達平均 2.2 倍卻幾乎未獲指派,應檢視指派流程。</w:t>
       </w:r>
     </w:p>
     <w:p>
@@ -2197,7 +2280,7 @@
           <w:i w:val="0"/>
           <w:sz w:val="22"/>
         </w:rPr>
-        <w:t>對高階主管:全體 96% 的顧問從未擔任負責人,領導人才集中於 4 人,人才梯隊的結構性風險高於個別績效問題,建議將專業骨幹納入接班規劃。</w:t>
+        <w:t>對高階主管:全體 96% 的顧問從未擔任負責人,人才梯隊的結構性風險高於個別績效問題。</w:t>
       </w:r>
     </w:p>
     <w:p>
@@ -3057,7 +3140,7 @@
           <w:i w:val="0"/>
           <w:sz w:val="22"/>
         </w:rPr>
-        <w:t>依據為質心表的逐欄比較(表五):該群三項指標同時排名第一,分別為全體平均的 2.6、7.4 與 26.8 倍。三項指標指向同一群,不存在 KPI 衝突,無須動用權重假設;另以等權、重領導、重投入三種方案檢查,群 1 皆為四群最高,結論不依賴權重設定。</w:t>
+        <w:t>依據為質心表的逐欄比較(表五):該群三項指標同時排名第一,使用率與認可度分別為全體平均的2.6 與 7.4 倍。領導角色不採倍數表述——其全體平均僅 0.056、96% 的顧問為 0,以近零數值為分母會誇大差異;改以絕對佔比陳述:這 4 人持有全公司全部 6 個帶隊職位。三項指標指向同一群,不存在 KPI 衝突,無須權重假設;另以等權、重領導、重投入三種方案檢查,群 1 皆為四群最高。</w:t>
       </w:r>
     </w:p>
     <w:p>
@@ -3071,7 +3154,7 @@
           <w:i w:val="0"/>
           <w:sz w:val="22"/>
         </w:rPr>
-        <w:t>惟此群僅佔 3.7%,獎金池若僅配置於此則涵蓋面過窄,建議最高級距維持 4 人以確立標竿,主體配置於前三級。群 2 僅在領導角色上落後;若政策不將帶隊視為必要條件,兩群可併為最高級距,涵蓋人數增至 12 人。</w:t>
+        <w:t>此群成員在 20 組隨機種子下完全未變動,判定不受初始值影響。惟其僅佔 3.7%,建議最高級距維持 4 人以確立標竿,獎金池主體配置於前三級。群 2 僅在領導角色上落後;若政策不將帶隊視為必要條件,兩群可併為最高級距,涵蓋人數增至 12 人。</w:t>
       </w:r>
     </w:p>
     <w:p>
@@ -3286,7 +3369,7 @@
                 <w:i w:val="0"/>
                 <w:sz w:val="18"/>
               </w:rPr>
-              <w:t>1.50(1)</w:t>
+              <w:t>1.50(1)　全公司 6 個帶隊職位全數</w:t>
             </w:r>
           </w:p>
         </w:tc>
@@ -3702,7 +3785,7 @@
           <w:i/>
           <w:sz w:val="17"/>
         </w:rPr>
-        <w:t>註:取自 notebook §4.1、§4.3。排名 1 為該指標最高。三種權重方案的分數係將質心以 min-max 轉為 0–1 後加權求和;三方案結論一致,均指向帶隊核心群。</w:t>
+        <w:t>註:取自 notebook §4.1、§4.3。排名 1 為該指標最高。三種權重方案的分數係將質心以 min-max 轉為 0–1 後加權求和;三方案結論一致,均指向帶隊核心群。領導角色不列倍數:其全體平均僅 0.056(96% 為 0),以近零數值為分母會誇大差異,故改列絕對佔比。</w:t>
       </w:r>
     </w:p>
     <w:p>
@@ -3829,7 +3912,7 @@
           <w:i w:val="0"/>
           <w:sz w:val="22"/>
         </w:rPr>
-        <w:t>採用方案為:排除員工識別碼、施以標準化、以 k = 4 分群。標準化的必要性由認可度獨佔 79.6% 距離權重、分群退化為單變數複製、10 位高投入顧問遭錯置三項證據支持;k = 4 則由肘部法與業務可操作性共同裁決。</w:t>
+        <w:t>採用方案為:排除員工識別碼、施以標準化、以 k = 4 分群。標準化的必要性由認可度獨佔 79.6% 距離權重、分群退化為單變數複製、10 位高投入顧問遭錯置三項證據支持;k = 4 則由事前訂定的四項判準共同裁決。</w:t>
       </w:r>
     </w:p>
     <w:p>
@@ -3843,7 +3926,7 @@
           <w:i w:val="0"/>
           <w:sz w:val="22"/>
         </w:rPr>
-        <w:t>建議下一步:確認四級獎金級距與配置比例並決定是否併合群 1 與群 2、檢視指派流程是否已反映實際投入、將專業骨幹納入接班規劃,並於補入到職年資後重跑本分析。</w:t>
+        <w:t>建議下一步:確認四級獎金級距與配置比例並決定是否併合群 1 與群 2、檢視指派流程是否已反映實際投入、將專業骨幹納入接班規劃。</w:t>
       </w:r>
     </w:p>
     <w:p>

--- a/Artificial Intelligence for Enterprises/Assessment2b/Huang_26254793_421104_Assessment 2b.docx
+++ b/Artificial Intelligence for Enterprises/Assessment2b/Huang_26254793_421104_Assessment 2b.docx
@@ -231,7 +231,7 @@
           <w:i w:val="0"/>
           <w:sz w:val="22"/>
         </w:rPr>
-        <w:t>本報告以 K-means 將 IBM 的 107 位顧問依三項績效指標分為四群,作為獎金級距設計依據。分析排除員工識別碼並施以標準化;此決策改變了 10 位顧問的歸屬,是影響最大的單一判斷。</w:t>
+        <w:t>本報告以 K-means 將 107 位 IBM 顧問依三項績效指標分為四群,作為獎金級距依據(流程見圖五)。分析排除員工識別碼並施以標準化,此決策改變了 10 位顧問的歸屬。</w:t>
       </w:r>
     </w:p>
     <w:p>
@@ -245,7 +245,76 @@
           <w:i w:val="0"/>
           <w:sz w:val="22"/>
         </w:rPr>
-        <w:t>「帶隊核心群」(4 人)三項指標同時排名第一,為績效最優群,惟僅佔 3.7%。更具管理價值的是「高投入待認可群」(25 人):投入度達平均 2.2 倍但認可度低於平均,且在未標準化的分析中無法辨識。</w:t>
+        <w:t>「帶隊核心群」(4 人)三項指標同時第一,為績效最優群,惟僅佔 3.7%。更具管理價值的是「高投入待認可群」(25 人):投入度達平均 2.2 倍但認可度低於平均,在未標準化的分析中無法辨識。</w:t>
+      </w:r>
+    </w:p>
+    <w:p>
+      <w:pPr>
+        <w:keepNext/>
+        <w:spacing w:after="60"/>
+      </w:pPr>
+      <w:r>
+        <w:rPr>
+          <w:rFonts w:ascii="Calibri" w:hAnsi="Calibri" w:eastAsia="微軟正黑體"/>
+          <w:b/>
+          <w:i w:val="0"/>
+          <w:sz w:val="20"/>
+        </w:rPr>
+        <w:t>圖五　分析流程與各階段的關鍵判斷</w:t>
+      </w:r>
+    </w:p>
+    <w:p>
+      <w:pPr>
+        <w:keepNext/>
+        <w:jc w:val="center"/>
+      </w:pPr>
+      <w:r>
+        <w:drawing>
+          <wp:inline xmlns:a="http://schemas.openxmlformats.org/drawingml/2006/main" xmlns:pic="http://schemas.openxmlformats.org/drawingml/2006/picture">
+            <wp:extent cx="5349240" cy="1585495"/>
+            <wp:docPr id="1" name="Picture 1"/>
+            <wp:cNvGraphicFramePr>
+              <a:graphicFrameLocks noChangeAspect="1"/>
+            </wp:cNvGraphicFramePr>
+            <a:graphic>
+              <a:graphicData uri="http://schemas.openxmlformats.org/drawingml/2006/picture">
+                <pic:pic>
+                  <pic:nvPicPr>
+                    <pic:cNvPr id="0" name="fig5_workflow.png"/>
+                    <pic:cNvPicPr/>
+                  </pic:nvPicPr>
+                  <pic:blipFill>
+                    <a:blip r:embed="rId10"/>
+                    <a:stretch>
+                      <a:fillRect/>
+                    </a:stretch>
+                  </pic:blipFill>
+                  <pic:spPr>
+                    <a:xfrm>
+                      <a:off x="0" y="0"/>
+                      <a:ext cx="5349240" cy="1585495"/>
+                    </a:xfrm>
+                    <a:prstGeom prst="rect"/>
+                  </pic:spPr>
+                </pic:pic>
+              </a:graphicData>
+            </a:graphic>
+          </wp:inline>
+        </w:drawing>
+      </w:r>
+    </w:p>
+    <w:p>
+      <w:pPr>
+        <w:spacing w:after="200"/>
+      </w:pPr>
+      <w:r>
+        <w:rPr>
+          <w:rFonts w:ascii="Calibri" w:hAnsi="Calibri" w:eastAsia="微軟正黑體"/>
+          <w:b w:val="0"/>
+          <w:i/>
+          <w:sz w:val="17"/>
+        </w:rPr>
+        <w:t>註:取自 notebook §3.6a。各節點標示的數值均為本次分析的實際結果,非流程示意。全程固定 random_state = 42、n_init = 10。</w:t>
       </w:r>
     </w:p>
     <w:p>
@@ -302,7 +371,7 @@
           <w:i w:val="0"/>
           <w:sz w:val="22"/>
         </w:rPr>
-        <w:t>其影響可具體量化:10 位使用率達 0.61 至 0.92 但認可度為 0 的顧問,未縮放時被併入一個 86 人的群,該群使用率跨幅 0.00 至 0.92(表二)。z 分數與 MinMax 產生相同分群,顯示結論取決於是否縮放(Milligan &amp; Cooper, 1988)。標準化並非「不加權」,而是把權重改為可依政策調整的明確假設。</w:t>
+        <w:t>其影響可具體量化(圖三):10 位使用率達 0.61 至 0.92 但認可度為 0 的顧問,未縮放時被併入一個 86 人的群,該群使用率跨幅 0.00 至 0.92(表二)。z 分數與 MinMax 產生相同分群,顯示結論取決於是否縮放(Milligan &amp; Cooper, 1988)。標準化並非「不加權」,而是把權重改為可依政策調整的假設。</w:t>
       </w:r>
     </w:p>
     <w:p>
@@ -1279,7 +1348,7 @@
         <w:drawing>
           <wp:inline xmlns:a="http://schemas.openxmlformats.org/drawingml/2006/main" xmlns:pic="http://schemas.openxmlformats.org/drawingml/2006/picture">
             <wp:extent cx="5349240" cy="2139213"/>
-            <wp:docPr id="1" name="Picture 1"/>
+            <wp:docPr id="2" name="Picture 2"/>
             <wp:cNvGraphicFramePr>
               <a:graphicFrameLocks noChangeAspect="1"/>
             </wp:cNvGraphicFramePr>
@@ -1291,7 +1360,7 @@
                     <pic:cNvPicPr/>
                   </pic:nvPicPr>
                   <pic:blipFill>
-                    <a:blip r:embed="rId10"/>
+                    <a:blip r:embed="rId11"/>
                     <a:stretch>
                       <a:fillRect/>
                     </a:stretch>
@@ -1350,7 +1419,7 @@
           <w:i w:val="0"/>
           <w:sz w:val="22"/>
         </w:rPr>
-        <w:t>為避免先看結果再找理由,四項判準於執行掃描前即已訂定(表三):輪廓係數(Rousseeuw, 1987)取最高、差距小於 0.02 視為平手;肘部法取降幅跌破 30% 前的 k;每群最小人數須達 4 人;群內單一 KPI 的全距須小於全體全距。後兩項為業務門檻,直接源自「依相似表現分群以分配獎金」的目的。</w:t>
+        <w:t>為避免先看結果再找理由,四項判準於執行掃描前即已訂定,門檻與逐 k 裁決見表三:兩項統計判準為輪廓係數(Rousseeuw, 1987)與肘部法,兩項業務判準為每群最小 4 人、群內單一 KPI 全距須小於全體全距;後者源自「依相似表現分群以分配獎金」的目的。</w:t>
       </w:r>
     </w:p>
     <w:p>
@@ -1364,7 +1433,7 @@
           <w:i w:val="0"/>
           <w:sz w:val="22"/>
         </w:rPr>
-        <w:t>統計面兩項互相衝突:輪廓係數最高值在 k = 5(0.6823),但 k = 3、4、5 全距僅 0.0146,依判準視為平手;肘部法則指向 k = 4,群內平方和降幅自 55.7%、44.0% 降至 29.3% 後趨平。</w:t>
+        <w:t>統計面兩項互相衝突:輪廓係數最高值在 k = 5(0.6823),但 k = 3、4、5 全距僅 0.0146,依判準視為平手;肘部法則指向 k = 4(圖一)。</w:t>
       </w:r>
     </w:p>
     <w:p>
@@ -1392,7 +1461,7 @@
           <w:i w:val="0"/>
           <w:sz w:val="22"/>
         </w:rPr>
-        <w:t>穩定性須誠實揭露:k = 4 的種子平均調整後蘭德指數 0.961,略低於 k = 3;但僅 10 人曾變動群組,且全數落在邊界。</w:t>
+        <w:t>穩定性須誠實揭露:k = 4 的種子平均調整後蘭德指數 0.961 略低於 k = 3,但僅 10 人曾變動群組且全在邊界。</w:t>
       </w:r>
     </w:p>
     <w:p>
@@ -2167,7 +2236,7 @@
         <w:drawing>
           <wp:inline xmlns:a="http://schemas.openxmlformats.org/drawingml/2006/main" xmlns:pic="http://schemas.openxmlformats.org/drawingml/2006/picture">
             <wp:extent cx="5349240" cy="2691195"/>
-            <wp:docPr id="2" name="Picture 2"/>
+            <wp:docPr id="3" name="Picture 3"/>
             <wp:cNvGraphicFramePr>
               <a:graphicFrameLocks noChangeAspect="1"/>
             </wp:cNvGraphicFramePr>
@@ -2179,7 +2248,7 @@
                     <pic:cNvPicPr/>
                   </pic:nvPicPr>
                   <pic:blipFill>
-                    <a:blip r:embed="rId11"/>
+                    <a:blip r:embed="rId12"/>
                     <a:stretch>
                       <a:fillRect/>
                     </a:stretch>
@@ -2238,7 +2307,7 @@
           <w:i w:val="0"/>
           <w:sz w:val="22"/>
         </w:rPr>
-        <w:t>分群於標準化空間進行,呈現時還原為原始單位以便解讀(表四、圖二)。聚類為描述性技術,以下呈現群組間差異,不主張因果關係。</w:t>
+        <w:t>分群於標準化空間進行,呈現時還原為原始單位以便解讀(表四、圖二、圖六)。聚類為描述性技術,以下呈現群組間差異,不主張因果關係。</w:t>
       </w:r>
     </w:p>
     <w:p>
@@ -2252,7 +2321,7 @@
           <w:i w:val="0"/>
           <w:sz w:val="22"/>
         </w:rPr>
-        <w:t>對人力資源部門:四群提供可對應的四級獎金級距,公平性的辯護基礎在於級距由三項 KPI 的實際分布劃分而非主觀判定;惟最高級距僅 4 人,建議獎金池主體配置於前三級,並為高投入待認可群設計獨立的認可機制。</w:t>
+        <w:t>對人力資源部門:四群提供可對應的四級獎金級距(配置建議見圖七),公平性的辯護基礎在於級距由三項 KPI 的實際分布劃分,而非主觀判定。</w:t>
       </w:r>
     </w:p>
     <w:p>
@@ -2281,6 +2350,20 @@
           <w:sz w:val="22"/>
         </w:rPr>
         <w:t>對高階主管:全體 96% 的顧問從未擔任負責人,人才梯隊的結構性風險高於個別績效問題。</w:t>
+      </w:r>
+    </w:p>
+    <w:p>
+      <w:pPr>
+        <w:spacing w:after="120"/>
+      </w:pPr>
+      <w:r>
+        <w:rPr>
+          <w:rFonts w:ascii="Calibri" w:hAnsi="Calibri" w:eastAsia="微軟正黑體"/>
+          <w:b w:val="0"/>
+          <w:i w:val="0"/>
+          <w:sz w:val="22"/>
+        </w:rPr>
+        <w:t>最後須反思分群結果的性質。認可度與領導角色記錄的是組織給予的機會,而非顧問單方面的產出;「高投入待認可群」認可度偏低,可能反映指派制度的運作方式,與該群成員的能力是兩回事。命名本身亦有管理後果——同一群稱為「低度參與群」或「未獲投入機會群」,會導向不同的行動。本報告採前者,因資料僅記錄結果、不記錄成因。</w:t>
       </w:r>
     </w:p>
     <w:p>
@@ -3055,7 +3138,7 @@
         <w:drawing>
           <wp:inline xmlns:a="http://schemas.openxmlformats.org/drawingml/2006/main" xmlns:pic="http://schemas.openxmlformats.org/drawingml/2006/picture">
             <wp:extent cx="5349240" cy="2583882"/>
-            <wp:docPr id="3" name="Picture 3"/>
+            <wp:docPr id="4" name="Picture 4"/>
             <wp:cNvGraphicFramePr>
               <a:graphicFrameLocks noChangeAspect="1"/>
             </wp:cNvGraphicFramePr>
@@ -3067,7 +3150,7 @@
                     <pic:cNvPicPr/>
                   </pic:nvPicPr>
                   <pic:blipFill>
-                    <a:blip r:embed="rId12"/>
+                    <a:blip r:embed="rId13"/>
                     <a:stretch>
                       <a:fillRect/>
                     </a:stretch>
@@ -3098,6 +3181,75 @@
           <w:sz w:val="17"/>
         </w:rPr>
         <w:t>註:取自 notebook §3.4。縱軸單位為標準差;「高投入待認可群」的使用率明顯高於平均,但認可度與領導角色皆在平均之下。</w:t>
+      </w:r>
+    </w:p>
+    <w:p>
+      <w:pPr>
+        <w:keepNext/>
+        <w:spacing w:after="60"/>
+      </w:pPr>
+      <w:r>
+        <w:rPr>
+          <w:rFonts w:ascii="Calibri" w:hAnsi="Calibri" w:eastAsia="微軟正黑體"/>
+          <w:b/>
+          <w:i w:val="0"/>
+          <w:sz w:val="20"/>
+        </w:rPr>
+        <w:t>圖六　四個群組的畫像</w:t>
+      </w:r>
+    </w:p>
+    <w:p>
+      <w:pPr>
+        <w:keepNext/>
+        <w:jc w:val="center"/>
+      </w:pPr>
+      <w:r>
+        <w:drawing>
+          <wp:inline xmlns:a="http://schemas.openxmlformats.org/drawingml/2006/main" xmlns:pic="http://schemas.openxmlformats.org/drawingml/2006/picture">
+            <wp:extent cx="5349240" cy="1806587"/>
+            <wp:docPr id="5" name="Picture 5"/>
+            <wp:cNvGraphicFramePr>
+              <a:graphicFrameLocks noChangeAspect="1"/>
+            </wp:cNvGraphicFramePr>
+            <a:graphic>
+              <a:graphicData uri="http://schemas.openxmlformats.org/drawingml/2006/picture">
+                <pic:pic>
+                  <pic:nvPicPr>
+                    <pic:cNvPr id="0" name="fig6_cluster_cards.png"/>
+                    <pic:cNvPicPr/>
+                  </pic:nvPicPr>
+                  <pic:blipFill>
+                    <a:blip r:embed="rId14"/>
+                    <a:stretch>
+                      <a:fillRect/>
+                    </a:stretch>
+                  </pic:blipFill>
+                  <pic:spPr>
+                    <a:xfrm>
+                      <a:off x="0" y="0"/>
+                      <a:ext cx="5349240" cy="1806587"/>
+                    </a:xfrm>
+                    <a:prstGeom prst="rect"/>
+                  </pic:spPr>
+                </pic:pic>
+              </a:graphicData>
+            </a:graphic>
+          </wp:inline>
+        </w:drawing>
+      </w:r>
+    </w:p>
+    <w:p>
+      <w:pPr>
+        <w:spacing w:after="200"/>
+      </w:pPr>
+      <w:r>
+        <w:rPr>
+          <w:rFonts w:ascii="Calibri" w:hAnsi="Calibri" w:eastAsia="微軟正黑體"/>
+          <w:b w:val="0"/>
+          <w:i/>
+          <w:sz w:val="17"/>
+        </w:rPr>
+        <w:t>註:取自 notebook §3.6b。條長為該群質心相對全體平均的倍數(虛線 1.0 = 全體平均),條末數字為原始單位的質心值。四群依投入度由低至高排列。</w:t>
       </w:r>
     </w:p>
     <w:p>
@@ -3140,7 +3292,7 @@
           <w:i w:val="0"/>
           <w:sz w:val="22"/>
         </w:rPr>
-        <w:t>依據為質心表的逐欄比較(表五):該群三項指標同時排名第一,使用率與認可度分別為全體平均的2.6 與 7.4 倍。領導角色不採倍數表述——其全體平均僅 0.056、96% 的顧問為 0,以近零數值為分母會誇大差異;改以絕對佔比陳述:這 4 人持有全公司全部 6 個帶隊職位。三項指標指向同一群,不存在 KPI 衝突,無須權重假設;另以等權、重領導、重投入三種方案檢查,群 1 皆為四群最高。</w:t>
+        <w:t>依據為質心表的逐欄比較(表五):該群三項指標同時排名第一,使用率與認可度為全體平均的2.6 與 7.4 倍。領導角色不採倍數表述——其全體平均僅 0.056、96% 的顧問為 0,以近零數值為分母會誇大差異;改以絕對佔比:這 4 人持有全公司全部 6 個帶隊職位。三項指標指向同一群,無須權重假設;另以三種權重方案檢查,群 1 皆為最高。</w:t>
       </w:r>
     </w:p>
     <w:p>
@@ -3154,7 +3306,7 @@
           <w:i w:val="0"/>
           <w:sz w:val="22"/>
         </w:rPr>
-        <w:t>此群成員在 20 組隨機種子下完全未變動,判定不受初始值影響。惟其僅佔 3.7%,建議最高級距維持 4 人以確立標竿,獎金池主體配置於前三級。群 2 僅在領導角色上落後;若政策不將帶隊視為必要條件,兩群可併為最高級距,涵蓋人數增至 12 人。</w:t>
+        <w:t>此群成員在 20 組隨機種子下完全未變動,判定不受初始值影響。惟其僅佔 3.7%,獎金池配置建議見圖七。群 2 僅在領導角色上落後,若政策不將帶隊視為必要條件,兩群可併為最高級距(12 人)。</w:t>
       </w:r>
     </w:p>
     <w:p>
@@ -3800,6 +3952,75 @@
           <w:i w:val="0"/>
           <w:sz w:val="20"/>
         </w:rPr>
+        <w:t>圖七　四級獎金級距、配置建議與對應行動</w:t>
+      </w:r>
+    </w:p>
+    <w:p>
+      <w:pPr>
+        <w:keepNext/>
+        <w:jc w:val="center"/>
+      </w:pPr>
+      <w:r>
+        <w:drawing>
+          <wp:inline xmlns:a="http://schemas.openxmlformats.org/drawingml/2006/main" xmlns:pic="http://schemas.openxmlformats.org/drawingml/2006/picture">
+            <wp:extent cx="5349240" cy="2317592"/>
+            <wp:docPr id="6" name="Picture 6"/>
+            <wp:cNvGraphicFramePr>
+              <a:graphicFrameLocks noChangeAspect="1"/>
+            </wp:cNvGraphicFramePr>
+            <a:graphic>
+              <a:graphicData uri="http://schemas.openxmlformats.org/drawingml/2006/picture">
+                <pic:pic>
+                  <pic:nvPicPr>
+                    <pic:cNvPr id="0" name="fig7_bonus_tiers.png"/>
+                    <pic:cNvPicPr/>
+                  </pic:nvPicPr>
+                  <pic:blipFill>
+                    <a:blip r:embed="rId15"/>
+                    <a:stretch>
+                      <a:fillRect/>
+                    </a:stretch>
+                  </pic:blipFill>
+                  <pic:spPr>
+                    <a:xfrm>
+                      <a:off x="0" y="0"/>
+                      <a:ext cx="5349240" cy="2317592"/>
+                    </a:xfrm>
+                    <a:prstGeom prst="rect"/>
+                  </pic:spPr>
+                </pic:pic>
+              </a:graphicData>
+            </a:graphic>
+          </wp:inline>
+        </w:drawing>
+      </w:r>
+    </w:p>
+    <w:p>
+      <w:pPr>
+        <w:spacing w:after="200"/>
+      </w:pPr>
+      <w:r>
+        <w:rPr>
+          <w:rFonts w:ascii="Calibri" w:hAnsi="Calibri" w:eastAsia="微軟正黑體"/>
+          <w:b w:val="0"/>
+          <w:i/>
+          <w:sz w:val="17"/>
+        </w:rPr>
+        <w:t>註:取自 notebook §3.6c。人數為 k = 4 分群實算結果;配置佔比與行動為依分析結論提出的建議值,非模型輸出,須由人力資源部門依獎金政策核定。配置刻意不與人數成正比——最高級距僅 4 人,按人頭配置將使涵蓋面過窄。</w:t>
+      </w:r>
+    </w:p>
+    <w:p>
+      <w:pPr>
+        <w:keepNext/>
+        <w:spacing w:after="60"/>
+      </w:pPr>
+      <w:r>
+        <w:rPr>
+          <w:rFonts w:ascii="Calibri" w:hAnsi="Calibri" w:eastAsia="微軟正黑體"/>
+          <w:b/>
+          <w:i w:val="0"/>
+          <w:sz w:val="20"/>
+        </w:rPr>
         <w:t>圖四　各群個體輪廓值分布(k = 4)</w:t>
       </w:r>
     </w:p>
@@ -3812,7 +4033,7 @@
         <w:drawing>
           <wp:inline xmlns:a="http://schemas.openxmlformats.org/drawingml/2006/main" xmlns:pic="http://schemas.openxmlformats.org/drawingml/2006/picture">
             <wp:extent cx="5349240" cy="2684059"/>
-            <wp:docPr id="4" name="Picture 4"/>
+            <wp:docPr id="7" name="Picture 7"/>
             <wp:cNvGraphicFramePr>
               <a:graphicFrameLocks noChangeAspect="1"/>
             </wp:cNvGraphicFramePr>
@@ -3824,7 +4045,7 @@
                     <pic:cNvPicPr/>
                   </pic:nvPicPr>
                   <pic:blipFill>
-                    <a:blip r:embed="rId13"/>
+                    <a:blip r:embed="rId16"/>
                     <a:stretch>
                       <a:fillRect/>
                     </a:stretch>
@@ -3883,7 +4104,7 @@
           <w:i w:val="0"/>
           <w:sz w:val="22"/>
         </w:rPr>
-        <w:t>其一,序位變數被視為等距;以秩轉換重跑,調整後蘭德指數為 0.38,群組邊界會隨處理方式移動,惟核心發現在兩種處理下皆成立。其二,聚類為描述性技術,不能推論因果。其三,資料為單一時點,不含時間維度。</w:t>
+        <w:t>其一,序位變數被視為等距;以秩轉換重跑,調整後蘭德指數為 0.38,群組邊界會隨處理方式移動,惟核心發現在兩種處理下皆成立。其二,聚類為描述性技術,不能推論因果。其三,資料為單一時點。</w:t>
       </w:r>
     </w:p>
     <w:p>
@@ -3912,7 +4133,7 @@
           <w:i w:val="0"/>
           <w:sz w:val="22"/>
         </w:rPr>
-        <w:t>採用方案為:排除員工識別碼、施以標準化、以 k = 4 分群。標準化的必要性由認可度獨佔 79.6% 距離權重、分群退化為單變數複製、10 位高投入顧問遭錯置三項證據支持;k = 4 則由事前訂定的四項判準共同裁決。</w:t>
+        <w:t>採用方案為:排除員工識別碼、施以標準化、以 k = 4 分群。標準化的必要性由認可度獨佔 79.6% 距離權重、分群退化為單變數複製、10 位高投入顧問遭錯置三項證據支持;k = 4 由事前訂定的四項判準裁決。</w:t>
       </w:r>
     </w:p>
     <w:p>
@@ -3926,7 +4147,7 @@
           <w:i w:val="0"/>
           <w:sz w:val="22"/>
         </w:rPr>
-        <w:t>建議下一步:確認四級獎金級距與配置比例並決定是否併合群 1 與群 2、檢視指派流程是否已反映實際投入、將專業骨幹納入接班規劃。</w:t>
+        <w:t>建議下一步依序為:確認四級獎金級距與配置比例(圖七)、檢視指派流程、將專業骨幹納入接班規劃。</w:t>
       </w:r>
     </w:p>
     <w:p>

--- a/Artificial Intelligence for Enterprises/Assessment2b/Huang_26254793_421104_Assessment 2b.docx
+++ b/Artificial Intelligence for Enterprises/Assessment2b/Huang_26254793_421104_Assessment 2b.docx
@@ -3206,7 +3206,7 @@
       <w:r>
         <w:drawing>
           <wp:inline xmlns:a="http://schemas.openxmlformats.org/drawingml/2006/main" xmlns:pic="http://schemas.openxmlformats.org/drawingml/2006/picture">
-            <wp:extent cx="5349240" cy="1806587"/>
+            <wp:extent cx="5349240" cy="1823180"/>
             <wp:docPr id="5" name="Picture 5"/>
             <wp:cNvGraphicFramePr>
               <a:graphicFrameLocks noChangeAspect="1"/>
@@ -3227,7 +3227,7 @@
                   <pic:spPr>
                     <a:xfrm>
                       <a:off x="0" y="0"/>
-                      <a:ext cx="5349240" cy="1806587"/>
+                      <a:ext cx="5349240" cy="1823180"/>
                     </a:xfrm>
                     <a:prstGeom prst="rect"/>
                   </pic:spPr>
@@ -3249,7 +3249,7 @@
           <w:i/>
           <w:sz w:val="17"/>
         </w:rPr>
-        <w:t>註:取自 notebook §3.6b。條長為該群質心相對全體平均的倍數(虛線 1.0 = 全體平均),條末數字為原始單位的質心值。四群依投入度由低至高排列。</w:t>
+        <w:t>註:取自 notebook §3.6b。四張卡共用 0–100% 同一刻度,條長為該群質心佔該指標全體最大值的百分比,黑色短線為全體平均,條末數字為原始單位的質心值。此處不採「相對全體平均的倍數」——領導角色全體平均僅 0.056,倍數會達 26.8 而使四張卡刻度不一致、無法比較。</w:t>
       </w:r>
     </w:p>
     <w:p>

--- a/Artificial Intelligence for Enterprises/Assessment2b/Huang_26254793_421104_Assessment 2b.docx
+++ b/Artificial Intelligence for Enterprises/Assessment2b/Huang_26254793_421104_Assessment 2b.docx
@@ -343,7 +343,7 @@
           <w:i w:val="0"/>
           <w:sz w:val="22"/>
         </w:rPr>
-        <w:t>排除 EmployeeID:它是標稱型識別碼,數值不承載順序意義,納入等同主張「編號相近者表現相似」;且其標準差為其餘三欄的 36 至 103 倍,納入後獨佔距離平方 99% 以上(表一)。保留該欄實跑的反證顯示,分群會退化為按編號切段。</w:t>
+        <w:t>排除 EmployeeID:它是標稱型識別碼,數值不承載順序意義;且其標準差為其餘三欄的 36 至 103 倍,納入後獨佔距離平方 99% 以上(表一)。保留該欄實跑的反證顯示,分群會退化為按編號切段。</w:t>
       </w:r>
     </w:p>
     <w:p>
@@ -371,7 +371,7 @@
           <w:i w:val="0"/>
           <w:sz w:val="22"/>
         </w:rPr>
-        <w:t>其影響可具體量化(圖三):10 位使用率達 0.61 至 0.92 但認可度為 0 的顧問,未縮放時被併入一個 86 人的群,該群使用率跨幅 0.00 至 0.92(表二)。z 分數與 MinMax 產生相同分群,顯示結論取決於是否縮放(Milligan &amp; Cooper, 1988)。標準化並非「不加權」,而是把權重改為可依政策調整的假設。</w:t>
+        <w:t>其影響可具體量化(圖三):10 位使用率達 0.61 至 0.92 但認可度為 0 的顧問,未縮放時被併入一個 86 人的群,該群使用率跨幅 0.00 至 0.92(表二)。z 分數與 MinMax 產生相同分群(Milligan &amp; Cooper, 1988)。標準化並非「不加權」,而是把權重改為可依政策調整的假設。</w:t>
       </w:r>
     </w:p>
     <w:p>
@@ -1419,7 +1419,7 @@
           <w:i w:val="0"/>
           <w:sz w:val="22"/>
         </w:rPr>
-        <w:t>為避免先看結果再找理由,四項判準於執行掃描前即已訂定,門檻與逐 k 裁決見表三:兩項統計判準為輪廓係數(Rousseeuw, 1987)與肘部法,兩項業務判準為每群最小 4 人、群內單一 KPI 全距須小於全體全距;後者源自「依相似表現分群以分配獎金」的目的。</w:t>
+        <w:t>為避免先看結果再找理由,四項判準於掃描前即已訂定,門檻與逐 k 裁決見表三:統計面為輪廓係數(Rousseeuw, 1987)與肘部法,業務面為每群最小人數與群內單一 KPI 全距。</w:t>
       </w:r>
     </w:p>
     <w:p>
@@ -1433,7 +1433,7 @@
           <w:i w:val="0"/>
           <w:sz w:val="22"/>
         </w:rPr>
-        <w:t>統計面兩項互相衝突:輪廓係數最高值在 k = 5(0.6823),但 k = 3、4、5 全距僅 0.0146,依判準視為平手;肘部法則指向 k = 4(圖一)。</w:t>
+        <w:t>統計面兩項互相衝突:輪廓係數最高值在 k = 5(0.6823),但 k = 3、4、5 全距僅 0.0146,依判準視為平手;肘部法指向 k = 4(圖一)。</w:t>
       </w:r>
     </w:p>
     <w:p>
@@ -1447,7 +1447,7 @@
           <w:i w:val="0"/>
           <w:sz w:val="22"/>
         </w:rPr>
-        <w:t>業務面兩項則明確排除相鄰候選。k = 5 產生兩個各 2 人的群,不足 4 人門檻。k = 3 的中間群 27 人,群內認可度全距 0 至 4,等於全體全距的 100%——獲指派 4 個專案者與完全未獲指派者同屬一級,該指標在此級距內無區分力;k = 4 拆開後各群認可度全距降至全體的 50% 以下。</w:t>
+        <w:t>業務面兩項則排除相鄰候選:k = 5 產生兩個各 2 人的群;k = 3 的中間群 27 人,群內認可度全距等於全體全距的 100%——獲指派 4 個專案者與完全未獲指派者同屬一級,該指標在此級距內無區分力,k = 4 拆開後降至 50% 以下。</w:t>
       </w:r>
     </w:p>
     <w:p>
@@ -1461,7 +1461,21 @@
           <w:i w:val="0"/>
           <w:sz w:val="22"/>
         </w:rPr>
-        <w:t>穩定性須誠實揭露:k = 4 的種子平均調整後蘭德指數 0.961 略低於 k = 3,但僅 10 人曾變動群組且全在邊界。</w:t>
+        <w:t>判準門檻本身亦須檢驗,否則仍可能是為結論量身訂做:人數門檻取 3 或 4 人結論同為 k = 4,全距判準改用對極值較不敏感的度量亦然(notebook §2.5c);惟該人數門檻無外部依據,一併揭露。</w:t>
+      </w:r>
+    </w:p>
+    <w:p>
+      <w:pPr>
+        <w:spacing w:after="120"/>
+      </w:pPr>
+      <w:r>
+        <w:rPr>
+          <w:rFonts w:ascii="Calibri" w:hAnsi="Calibri" w:eastAsia="微軟正黑體"/>
+          <w:b w:val="0"/>
+          <w:i w:val="0"/>
+          <w:sz w:val="22"/>
+        </w:rPr>
+        <w:t>穩定性亦須揭露:k = 4 的種子平均調整後蘭德指數 0.961 略低於 k = 3,但僅 10 人曾變動且全在邊界。</w:t>
       </w:r>
     </w:p>
     <w:p>
@@ -1559,7 +1573,7 @@
                 <w:i w:val="0"/>
                 <w:sz w:val="18"/>
               </w:rPr>
-              <w:t>判準3 最小群人數(≥4)</w:t>
+              <w:t>判準3 最小群人數</w:t>
             </w:r>
           </w:p>
         </w:tc>
@@ -1676,7 +1690,7 @@
                 <w:i w:val="0"/>
                 <w:sz w:val="18"/>
               </w:rPr>
-              <w:t>24  ✓</w:t>
+              <w:t>24</w:t>
             </w:r>
           </w:p>
         </w:tc>
@@ -1793,7 +1807,7 @@
                 <w:i w:val="0"/>
                 <w:sz w:val="18"/>
               </w:rPr>
-              <w:t>4  ✓</w:t>
+              <w:t>4</w:t>
             </w:r>
           </w:p>
         </w:tc>
@@ -1910,7 +1924,7 @@
                 <w:i w:val="0"/>
                 <w:sz w:val="18"/>
               </w:rPr>
-              <w:t>4  ✓</w:t>
+              <w:t>4</w:t>
             </w:r>
           </w:p>
         </w:tc>
@@ -2209,7 +2223,7 @@
           <w:i/>
           <w:sz w:val="17"/>
         </w:rPr>
-        <w:t>註:取自 notebook §2.1、§2.2、§2.4、§2.5。四項判準於執行掃描前訂定,未因結果調整門檻。判準4 為群內單一 KPI 全距佔全體全距的比例,達 100% 者表示該指標在群內無區分力。ARI 以 20 組隨機種子(100–119)與 random_state = 42 的結果比對。k = 7 至 9 同樣不足 4 人門檻,已略。</w:t>
+        <w:t>註:取自 notebook §2.1、§2.2、§2.4、§2.5。四項判準於執行掃描前訂定,未因結果調整門檻。判準4 為群內單一 KPI 全距佔全體全距的比例,達 100% 者表示該指標在群內無區分力。ARI 以 20 組隨機種子(100–119)與 random_state = 42 的結果比對。k = 7 至 9 同樣含 2 人群,已略。判準3 的人數門檻無外部依據,已於 notebook §2.5c 做敏感度檢驗:取 3 或 4 人結論同為 k = 4。</w:t>
       </w:r>
     </w:p>
     <w:p>
@@ -2335,7 +2349,7 @@
           <w:i w:val="0"/>
           <w:sz w:val="22"/>
         </w:rPr>
-        <w:t>對部門主管:受認可的專業骨幹投入與認可俱高、尚未帶隊,是負責人職位最直接的候補來源;高投入待認可群投入度達平均 2.2 倍卻幾乎未獲指派,應檢視指派流程。</w:t>
+        <w:t>對部門主管:受認可的專業骨幹尚未帶隊,是負責人職位最直接的候補來源;高投入待認可群投入度達平均 2.2 倍卻幾乎未獲指派,應檢視指派流程。</w:t>
       </w:r>
     </w:p>
     <w:p>
@@ -2349,7 +2363,7 @@
           <w:i w:val="0"/>
           <w:sz w:val="22"/>
         </w:rPr>
-        <w:t>對高階主管:全體 96% 的顧問從未擔任負責人,人才梯隊的結構性風險高於個別績效問題。</w:t>
+        <w:t>對高階主管:樣本中 96% 的顧問從未擔任負責人,人才梯隊風險高於個別績效問題。</w:t>
       </w:r>
     </w:p>
     <w:p>
@@ -2363,7 +2377,7 @@
           <w:i w:val="0"/>
           <w:sz w:val="22"/>
         </w:rPr>
-        <w:t>最後須反思分群結果的性質。認可度與領導角色記錄的是組織給予的機會,而非顧問單方面的產出;「高投入待認可群」認可度偏低,可能反映指派制度的運作方式,與該群成員的能力是兩回事。命名本身亦有管理後果——同一群稱為「低度參與群」或「未獲投入機會群」,會導向不同的行動。本報告採前者,因資料僅記錄結果、不記錄成因。</w:t>
+        <w:t>最後須反思結果的性質。認可度與領導角色記錄的是組織給予的機會,非顧問單方面的產出;「高投入待認可群」認可度偏低,可能反映指派制度而非能力。命名亦有管理後果——稱「低度參與群」或「未獲投入機會群」會導向不同行動;本報告採前者,因資料僅記錄結果。</w:t>
       </w:r>
     </w:p>
     <w:p>
@@ -3292,7 +3306,7 @@
           <w:i w:val="0"/>
           <w:sz w:val="22"/>
         </w:rPr>
-        <w:t>依據為質心表的逐欄比較(表五):該群三項指標同時排名第一,使用率與認可度為全體平均的2.6 與 7.4 倍。領導角色不採倍數表述——其全體平均僅 0.056、96% 的顧問為 0,以近零數值為分母會誇大差異;改以絕對佔比:這 4 人持有全公司全部 6 個帶隊職位。三項指標指向同一群,無須權重假設;另以三種權重方案檢查,群 1 皆為最高。</w:t>
+        <w:t>依據為質心表的逐欄比較(表五):三項指標同時排名第一,使用率與認可度為全體平均的2.6 與 7.4 倍。領導角色不採倍數表述——其平均僅 0.056、96% 的顧問為 0,近零分母會誇大差異;改以絕對數:樣本 107 人中僅 4 人有帶隊紀錄,恰為此群,其職位合計 6 個。惟領導角色本身即為分群變數,此屬該群的描述性特徵,不構成獨立驗證。</w:t>
       </w:r>
     </w:p>
     <w:p>
@@ -3306,7 +3320,21 @@
           <w:i w:val="0"/>
           <w:sz w:val="22"/>
         </w:rPr>
-        <w:t>此群成員在 20 組隨機種子下完全未變動,判定不受初始值影響。惟其僅佔 3.7%,獎金池配置建議見圖七。群 2 僅在領導角色上落後,若政策不將帶隊視為必要條件,兩群可併為最高級距(12 人)。</w:t>
+        <w:t>第三節指出認可度與領導角色帶有「機會」成分,故須確認判定不倚賴此二者:僅以使用率排序,群 1 仍為最高 0.810,結論不變(notebook §4.2b);另以三種權重方案檢查,群 1 亦皆為最高。</w:t>
+      </w:r>
+    </w:p>
+    <w:p>
+      <w:pPr>
+        <w:spacing w:after="120"/>
+      </w:pPr>
+      <w:r>
+        <w:rPr>
+          <w:rFonts w:ascii="Calibri" w:hAnsi="Calibri" w:eastAsia="微軟正黑體"/>
+          <w:b w:val="0"/>
+          <w:i w:val="0"/>
+          <w:sz w:val="22"/>
+        </w:rPr>
+        <w:t>此群成員在 20 組隨機種子下完全未變動。惟其僅佔 3.7%,配置建議見圖七;群 2 僅在領導角色上落後,若政策不將帶隊列為必要條件,兩群可併為最高級距(12 人)。</w:t>
       </w:r>
     </w:p>
     <w:p>
@@ -3521,7 +3549,7 @@
                 <w:i w:val="0"/>
                 <w:sz w:val="18"/>
               </w:rPr>
-              <w:t>1.50(1)　全公司 6 個帶隊職位全數</w:t>
+              <w:t>1.50(1)　樣本內 6 個帶隊職位全數</w:t>
             </w:r>
           </w:p>
         </w:tc>
@@ -3937,7 +3965,7 @@
           <w:i/>
           <w:sz w:val="17"/>
         </w:rPr>
-        <w:t>註:取自 notebook §4.1、§4.3。排名 1 為該指標最高。三種權重方案的分數係將質心以 min-max 轉為 0–1 後加權求和;三方案結論一致,均指向帶隊核心群。領導角色不列倍數:其全體平均僅 0.056(96% 為 0),以近零數值為分母會誇大差異,故改列絕對佔比。</w:t>
+        <w:t>註:取自 notebook §4.1、§4.3。排名 1 為該指標最高。三種權重方案的分數係將質心以 min-max 轉為 0–1 後加權求和;三方案結論一致,均指向帶隊核心群。領導角色不列倍數:其全體平均僅 0.056(96% 為 0),以近零數值為分母會誇大差異,故改列絕對數。另註:領導角色本身即為分群變數,該群集中持有帶隊職位屬描述性特徵,不構成獨立驗證。</w:t>
       </w:r>
     </w:p>
     <w:p>
@@ -4133,7 +4161,7 @@
           <w:i w:val="0"/>
           <w:sz w:val="22"/>
         </w:rPr>
-        <w:t>採用方案為:排除員工識別碼、施以標準化、以 k = 4 分群。標準化的必要性由認可度獨佔 79.6% 距離權重、分群退化為單變數複製、10 位高投入顧問遭錯置三項證據支持;k = 4 由事前訂定的四項判準裁決。</w:t>
+        <w:t>採用方案為:排除員工識別碼、施以標準化、以 k = 4 分群。標準化的必要性由認可度獨佔 79.6% 距離權重、分群退化為單變數複製、10 位高投入顧問遭錯置三項證據支持;k = 4 由事前判準裁決並經門檻敏感度檢驗。</w:t>
       </w:r>
     </w:p>
     <w:p>
@@ -4147,7 +4175,7 @@
           <w:i w:val="0"/>
           <w:sz w:val="22"/>
         </w:rPr>
-        <w:t>建議下一步依序為:確認四級獎金級距與配置比例(圖七)、檢視指派流程、將專業骨幹納入接班規劃。</w:t>
+        <w:t>建議下一步:確認獎金級距與配置比例(圖七)、檢視指派流程、將專業骨幹納入接班規劃。</w:t>
       </w:r>
     </w:p>
     <w:p>

--- a/Artificial Intelligence for Enterprises/Assessment2b/Huang_26254793_421104_Assessment 2b.docx
+++ b/Artificial Intelligence for Enterprises/Assessment2b/Huang_26254793_421104_Assessment 2b.docx
@@ -231,7 +231,7 @@
           <w:i w:val="0"/>
           <w:sz w:val="22"/>
         </w:rPr>
-        <w:t>本報告以 K-means 將 107 位 IBM 顧問依三項績效指標分為四群,作為獎金級距依據(流程見圖五)。分析排除員工識別碼並施以標準化,此決策改變了 10 位顧問的歸屬。</w:t>
+        <w:t>本報告以 K-means 將 107 位 IBM 顧問依三項績效指標分為四群,作為獎金級距依據(圖五);分析排除員工識別碼並施以標準化。「帶隊核心群」(4 人)為績效最優群,惟僅佔 3.7%;「高投入待認可群」(25 人)投入度達平均 2.2 倍卻幾乎未獲指派,在未標準化的分析中無法辨識。</w:t>
       </w:r>
     </w:p>
     <w:p>
@@ -245,7 +245,7 @@
           <w:i w:val="0"/>
           <w:sz w:val="22"/>
         </w:rPr>
-        <w:t>「帶隊核心群」(4 人)三項指標同時第一,為績效最優群,惟僅佔 3.7%。更具管理價值的是「高投入待認可群」(25 人):投入度達平均 2.2 倍但認可度低於平均,在未標準化的分析中無法辨識。</w:t>
+        <w:t>提請決定:級距配置比例(圖七)、是否併合最高兩級、是否檢視指派流程。</w:t>
       </w:r>
     </w:p>
     <w:p>
@@ -343,7 +343,7 @@
           <w:i w:val="0"/>
           <w:sz w:val="22"/>
         </w:rPr>
-        <w:t>排除 EmployeeID:它是標稱型識別碼,數值不承載順序意義;且其標準差為其餘三欄的 36 至 103 倍,納入後獨佔距離平方 99% 以上(表一)。保留該欄實跑的反證顯示,分群會退化為按編號切段。</w:t>
+        <w:t>排除 EmployeeID:它是標稱型識別碼,數值不承載順序意義;且標準差為其餘三欄的 36 至 103 倍,納入後獨佔距離平方 99% 以上(表一)。保留該欄實跑的反證顯示,分群會退化為按編號切段。</w:t>
       </w:r>
     </w:p>
     <w:p>
@@ -357,7 +357,7 @@
           <w:i w:val="0"/>
           <w:sz w:val="22"/>
         </w:rPr>
-        <w:t>第二層決策是尺度。常見誤解是「不標準化較中立」,事實相反:未縮放時權重由各欄離散程度決定,而非由業務判斷決定——認可度一欄即佔距離平方的 79.6%,使分群退化為單變數複製,與「直接按認可度分組」的調整後蘭德指數(Hubert &amp; Arabie, 1985)達 0.99。</w:t>
+        <w:t>第二層決策是尺度。常見誤解是「不標準化較中立」,事實相反:未縮放時權重由各欄離散程度決定而非由業務判斷決定——認可度一欄即佔距離平方的 79.6%,使分群退化為單變數複製,與「直接按認可度分組」的調整後蘭德指數(Hubert &amp; Arabie, 1985)達 0.99。</w:t>
       </w:r>
     </w:p>
     <w:p>
@@ -371,7 +371,7 @@
           <w:i w:val="0"/>
           <w:sz w:val="22"/>
         </w:rPr>
-        <w:t>其影響可具體量化(圖三):10 位使用率達 0.61 至 0.92 但認可度為 0 的顧問,未縮放時被併入一個 86 人的群,該群使用率跨幅 0.00 至 0.92(表二)。z 分數與 MinMax 產生相同分群(Milligan &amp; Cooper, 1988)。標準化並非「不加權」,而是把權重改為可依政策調整的假設。</w:t>
+        <w:t>其影響可具體量化(圖三、表二):10 位使用率 0.61 至 0.92 但認可度為 0 的顧問,未縮放時被併入一個使用率跨幅 0.00 至 0.92 的 86 人群。z 分數與 MinMax 產生相同分群(Milligan &amp; Cooper, 1988)。標準化並非「不加權」,而是把權重改為可依政策調整的假設。</w:t>
       </w:r>
     </w:p>
     <w:p>
@@ -1419,7 +1419,7 @@
           <w:i w:val="0"/>
           <w:sz w:val="22"/>
         </w:rPr>
-        <w:t>為避免先看結果再找理由,四項判準於掃描前即已訂定,門檻與逐 k 裁決見表三:統計面為輪廓係數(Rousseeuw, 1987)與肘部法,業務面為每群最小人數與群內單一 KPI 全距。</w:t>
+        <w:t>四項判準於掃描前即已訂定,以免先看結果再找理由;門檻與逐 k 裁決見表三:統計面為輪廓係數(Rousseeuw, 1987)與肘部法,業務面為每群最小人數與群內單一 KPI 全距。</w:t>
       </w:r>
     </w:p>
     <w:p>
@@ -1433,7 +1433,7 @@
           <w:i w:val="0"/>
           <w:sz w:val="22"/>
         </w:rPr>
-        <w:t>統計面兩項互相衝突:輪廓係數最高值在 k = 5(0.6823),但 k = 3、4、5 全距僅 0.0146,依判準視為平手;肘部法指向 k = 4(圖一)。</w:t>
+        <w:t>統計面兩項衝突:輪廓係數最高在 k = 5(0.6823),但 k = 3、4、5 全距僅 0.0146、視為平手;肘部法指向 k = 4(圖一)。業務面則排除相鄰候選:k = 5 產生兩個各 2 人的群;k = 3 的中間群 27 人,群內認可度全距等於全體全距的 100%,獲指派 4 個專案者與未獲指派者同級,該指標在此級距內無區分力,k = 4 拆開後降至 50% 以下。</w:t>
       </w:r>
     </w:p>
     <w:p>
@@ -1447,35 +1447,7 @@
           <w:i w:val="0"/>
           <w:sz w:val="22"/>
         </w:rPr>
-        <w:t>業務面兩項則排除相鄰候選:k = 5 產生兩個各 2 人的群;k = 3 的中間群 27 人,群內認可度全距等於全體全距的 100%——獲指派 4 個專案者與完全未獲指派者同屬一級,該指標在此級距內無區分力,k = 4 拆開後降至 50% 以下。</w:t>
-      </w:r>
-    </w:p>
-    <w:p>
-      <w:pPr>
-        <w:spacing w:after="120"/>
-      </w:pPr>
-      <w:r>
-        <w:rPr>
-          <w:rFonts w:ascii="Calibri" w:hAnsi="Calibri" w:eastAsia="微軟正黑體"/>
-          <w:b w:val="0"/>
-          <w:i w:val="0"/>
-          <w:sz w:val="22"/>
-        </w:rPr>
-        <w:t>判準門檻本身亦須檢驗,否則仍可能是為結論量身訂做:人數門檻取 3 或 4 人結論同為 k = 4,全距判準改用對極值較不敏感的度量亦然(notebook §2.5c);惟該人數門檻無外部依據,一併揭露。</w:t>
-      </w:r>
-    </w:p>
-    <w:p>
-      <w:pPr>
-        <w:spacing w:after="120"/>
-      </w:pPr>
-      <w:r>
-        <w:rPr>
-          <w:rFonts w:ascii="Calibri" w:hAnsi="Calibri" w:eastAsia="微軟正黑體"/>
-          <w:b w:val="0"/>
-          <w:i w:val="0"/>
-          <w:sz w:val="22"/>
-        </w:rPr>
-        <w:t>穩定性亦須揭露:k = 4 的種子平均調整後蘭德指數 0.961 略低於 k = 3,但僅 10 人曾變動且全在邊界。</w:t>
+        <w:t>判準門檻亦經檢驗:取 3 或 4 人結論同為 k = 4(notebook §2.5c),惟該門檻無外部依據。k = 4 的種子平均調整後蘭德指數 0.961,僅 10 人曾變動且全在邊界,個體輪廓值無一為負(圖四)。</w:t>
       </w:r>
     </w:p>
     <w:p>
@@ -2321,7 +2293,7 @@
           <w:i w:val="0"/>
           <w:sz w:val="22"/>
         </w:rPr>
-        <w:t>分群於標準化空間進行,呈現時還原為原始單位以便解讀(表四、圖二、圖六)。聚類為描述性技術,以下呈現群組間差異,不主張因果關係。</w:t>
+        <w:t>分群於標準化空間進行,呈現時還原為原始單位(表四、圖二、圖六)。聚類為描述性技術,以下呈現群組間差異,不主張因果。</w:t>
       </w:r>
     </w:p>
     <w:p>
@@ -2335,7 +2307,7 @@
           <w:i w:val="0"/>
           <w:sz w:val="22"/>
         </w:rPr>
-        <w:t>對人力資源部門:四群提供可對應的四級獎金級距(配置建議見圖七),公平性的辯護基礎在於級距由三項 KPI 的實際分布劃分,而非主觀判定。</w:t>
+        <w:t>四群的整體特徵如下。低度參與群共 70 人、佔全體近三分之二,三項指標均為最低,使用率僅 0.102,是組織的多數常態。高投入待認可群共 25 人,使用率 0.674 達平均 2.2 倍,但認可度僅 0.36 且無人帶隊,是三項指標落差最大的一群。受認可的專業骨幹共 8 人,使用率與認可度均居次高,惟尚未擔任負責人。帶隊核心群共 4 人,三項指標同時最高,是唯一實際帶隊的群組。四群的區隔並非由單一指標造成:低度參與群與其餘三群的差異在使用率,後三群彼此的差異則依序落在認可度與領導角色。</w:t>
       </w:r>
     </w:p>
     <w:p>
@@ -2349,7 +2321,7 @@
           <w:i w:val="0"/>
           <w:sz w:val="22"/>
         </w:rPr>
-        <w:t>對部門主管:受認可的專業骨幹尚未帶隊,是負責人職位最直接的候補來源;高投入待認可群投入度達平均 2.2 倍卻幾乎未獲指派,應檢視指派流程。</w:t>
+        <w:t>分受眾而言:人力資源部門可將四群對應四級獎金級距(圖七),公平性基礎在於級距由 KPI 實際分布劃分而非主觀判定;部門主管應注意專業骨幹是負責人職位的候補來源;高階主管須面對 96% 的顧問從未帶隊。</w:t>
       </w:r>
     </w:p>
     <w:p>
@@ -2363,21 +2335,7 @@
           <w:i w:val="0"/>
           <w:sz w:val="22"/>
         </w:rPr>
-        <w:t>對高階主管:樣本中 96% 的顧問從未擔任負責人,人才梯隊風險高於個別績效問題。</w:t>
-      </w:r>
-    </w:p>
-    <w:p>
-      <w:pPr>
-        <w:spacing w:after="120"/>
-      </w:pPr>
-      <w:r>
-        <w:rPr>
-          <w:rFonts w:ascii="Calibri" w:hAnsi="Calibri" w:eastAsia="微軟正黑體"/>
-          <w:b w:val="0"/>
-          <w:i w:val="0"/>
-          <w:sz w:val="22"/>
-        </w:rPr>
-        <w:t>最後須反思結果的性質。認可度與領導角色記錄的是組織給予的機會,非顧問單方面的產出;「高投入待認可群」認可度偏低,可能反映指派制度而非能力。命名亦有管理後果——稱「低度參與群」或「未獲投入機會群」會導向不同行動;本報告採前者,因資料僅記錄結果。</w:t>
+        <w:t>最後須反思結果的性質。認可度與領導角色記錄的是組織給予的機會,非顧問單方面的產出;高投入待認可群認可度偏低,可能反映指派制度而非能力。命名亦有管理後果——稱「低度參與群」或「未獲投入機會群」會導向不同行動;本報告採前者,因資料僅記錄結果。</w:t>
       </w:r>
     </w:p>
     <w:p>
@@ -3306,7 +3264,7 @@
           <w:i w:val="0"/>
           <w:sz w:val="22"/>
         </w:rPr>
-        <w:t>依據為質心表的逐欄比較(表五):三項指標同時排名第一,使用率與認可度為全體平均的2.6 與 7.4 倍。領導角色不採倍數表述——其平均僅 0.056、96% 的顧問為 0,近零分母會誇大差異;改以絕對數:樣本 107 人中僅 4 人有帶隊紀錄,恰為此群,其職位合計 6 個。惟領導角色本身即為分群變數,此屬該群的描述性特徵,不構成獨立驗證。</w:t>
+        <w:t>依據為質心表的逐欄比較(表五):三項指標同時排名第一,使用率與認可度為全體平均的2.6 與 7.4 倍。領導角色不採倍數表述——其平均僅 0.056、96% 的顧問為 0,近零分母會誇大差異;改以絕對數:樣本 107 人中僅 4 人有帶隊紀錄,恰為此群,職位合計 6 個。惟領導角色本身即為分群變數,此屬描述性特徵,不構成獨立驗證。</w:t>
       </w:r>
     </w:p>
     <w:p>
@@ -3320,21 +3278,7 @@
           <w:i w:val="0"/>
           <w:sz w:val="22"/>
         </w:rPr>
-        <w:t>第三節指出認可度與領導角色帶有「機會」成分,故須確認判定不倚賴此二者:僅以使用率排序,群 1 仍為最高 0.810,結論不變(notebook §4.2b);另以三種權重方案檢查,群 1 亦皆為最高。</w:t>
-      </w:r>
-    </w:p>
-    <w:p>
-      <w:pPr>
-        <w:spacing w:after="120"/>
-      </w:pPr>
-      <w:r>
-        <w:rPr>
-          <w:rFonts w:ascii="Calibri" w:hAnsi="Calibri" w:eastAsia="微軟正黑體"/>
-          <w:b w:val="0"/>
-          <w:i w:val="0"/>
-          <w:sz w:val="22"/>
-        </w:rPr>
-        <w:t>此群成員在 20 組隨機種子下完全未變動。惟其僅佔 3.7%,配置建議見圖七;群 2 僅在領導角色上落後,若政策不將帶隊列為必要條件,兩群可併為最高級距(12 人)。</w:t>
+        <w:t>第三節指出該二指標帶有「機會」成分,故須確認判定不倚賴它們:僅以使用率排序,群 1 仍為最高 0.810(notebook §4.2b),三種權重方案亦皆最高,成員在 20 組種子下未變動。惟其僅佔 3.7%,配置建議見圖七;群 2 若政策不將帶隊列為必要條件,可與群 1 併為最高級距。</w:t>
       </w:r>
     </w:p>
     <w:p>
@@ -4132,7 +4076,7 @@
           <w:i w:val="0"/>
           <w:sz w:val="22"/>
         </w:rPr>
-        <w:t>其一,序位變數被視為等距;以秩轉換重跑,調整後蘭德指數為 0.38,群組邊界會隨處理方式移動,惟核心發現在兩種處理下皆成立。其二,聚類為描述性技術,不能推論因果。其三,資料為單一時點。</w:t>
+        <w:t>序位變數被視為等距是本方法的固有限制:以秩轉換重跑,調整後蘭德指數為 0.38,群組邊界會隨處理方式移動,惟核心發現不變。另,資料為單一時點。</w:t>
       </w:r>
     </w:p>
     <w:p>
@@ -4161,7 +4105,7 @@
           <w:i w:val="0"/>
           <w:sz w:val="22"/>
         </w:rPr>
-        <w:t>採用方案為:排除員工識別碼、施以標準化、以 k = 4 分群。標準化的必要性由認可度獨佔 79.6% 距離權重、分群退化為單變數複製、10 位高投入顧問遭錯置三項證據支持;k = 4 由事前判準裁決並經門檻敏感度檢驗。</w:t>
+        <w:t>採用方案為:排除員工識別碼、施以標準化、以 k = 4 分群。標準化由認可度獨佔 79.6% 距離權重、分群退化為單變數複製、10 位顧問遭錯置三項證據支持;k = 4 由事前判準裁決並經敏感度檢驗。</w:t>
       </w:r>
     </w:p>
     <w:p>
@@ -4175,7 +4119,7 @@
           <w:i w:val="0"/>
           <w:sz w:val="22"/>
         </w:rPr>
-        <w:t>建議下一步:確認獎金級距與配置比例(圖七)、檢視指派流程、將專業骨幹納入接班規劃。</w:t>
+        <w:t>建議下一步:確認級距配置比例(圖七)、檢視指派流程、將專業骨幹納入接班規劃。</w:t>
       </w:r>
     </w:p>
     <w:p>

--- a/Artificial Intelligence for Enterprises/Assessment2b/Huang_26254793_421104_Assessment 2b.docx
+++ b/Artificial Intelligence for Enterprises/Assessment2b/Huang_26254793_421104_Assessment 2b.docx
@@ -231,7 +231,7 @@
           <w:i w:val="0"/>
           <w:sz w:val="22"/>
         </w:rPr>
-        <w:t>本報告以 K-means 將 107 位 IBM 顧問依三項績效指標分為四群,作為獎金級距依據(圖五);分析排除員工識別碼並施以標準化。「帶隊核心群」(4 人)為績效最優群,惟僅佔 3.7%;「高投入待認可群」(25 人)投入度達平均 2.2 倍卻幾乎未獲指派,在未標準化的分析中無法辨識。</w:t>
+        <w:t>本報告以 K-means 將 107 位 IBM 顧問依三項績效指標分為四群,作為獎金級距依據(圖五)。「帶隊核心群」(4 人)為績效最優群,惟僅佔 3.7%;「高投入待認可群」(25 人)投入度達平均 2.2 倍卻幾乎未獲指派,在未標準化的分析中無法辨識。</w:t>
       </w:r>
     </w:p>
     <w:p>
@@ -343,7 +343,7 @@
           <w:i w:val="0"/>
           <w:sz w:val="22"/>
         </w:rPr>
-        <w:t>排除 EmployeeID:它是標稱型識別碼,數值不承載順序意義;且標準差為其餘三欄的 36 至 103 倍,納入後獨佔距離平方 99% 以上(表一)。保留該欄實跑的反證顯示,分群會退化為按編號切段。</w:t>
+        <w:t>排除 EmployeeID:它是標稱型識別碼,數值不承載順序意義;且標準差為其餘三欄的 36 至 103 倍,納入後獨佔距離平方 99% 以上(表一)。保留該欄實跑的反證顯示分群會退化為按編號切段。</w:t>
       </w:r>
     </w:p>
     <w:p>
@@ -1447,7 +1447,7 @@
           <w:i w:val="0"/>
           <w:sz w:val="22"/>
         </w:rPr>
-        <w:t>判準門檻亦經檢驗:取 3 或 4 人結論同為 k = 4(notebook §2.5c),惟該門檻無外部依據。k = 4 的種子平均調整後蘭德指數 0.961,僅 10 人曾變動且全在邊界,個體輪廓值無一為負(圖四)。</w:t>
+        <w:t>判準門檻亦經檢驗:取 3 或 4 人結論同為 k = 4,惟該門檻無外部依據(notebook §2.5c)。k = 4 的種子平均 ARI 為 0.961,僅 10 人曾變動且全在邊界,個體輪廓值無一為負(圖四)。</w:t>
       </w:r>
     </w:p>
     <w:p>
@@ -2321,7 +2321,7 @@
           <w:i w:val="0"/>
           <w:sz w:val="22"/>
         </w:rPr>
-        <w:t>分受眾而言:人力資源部門可將四群對應四級獎金級距(圖七),公平性基礎在於級距由 KPI 實際分布劃分而非主觀判定;部門主管應注意專業骨幹是負責人職位的候補來源;高階主管須面對 96% 的顧問從未帶隊。</w:t>
+        <w:t>分受眾而言,三者要處理的問題不同。人力資源部門面對的是級距與公平性:四群可直接對應四級獎金級距(圖七),辯護基礎在於級距由 KPI 實際分布劃分而非主觀判定。部門主管面對的是人力配置:專業骨幹 8 人是負責人職位最直接的候補來源,而高投入待認可群 25 人幾乎未獲指派,指派流程應於下一輪指派前逐案檢視。高階主管面對的則是結構性風險:96% 的顧問從未帶隊、領導人才集中於 4 人,此一梯隊風險的優先序高於任何個別績效問題。</w:t>
       </w:r>
     </w:p>
     <w:p>
@@ -3278,7 +3278,7 @@
           <w:i w:val="0"/>
           <w:sz w:val="22"/>
         </w:rPr>
-        <w:t>第三節指出該二指標帶有「機會」成分,故須確認判定不倚賴它們:僅以使用率排序,群 1 仍為最高 0.810(notebook §4.2b),三種權重方案亦皆最高,成員在 20 組種子下未變動。惟其僅佔 3.7%,配置建議見圖七;群 2 若政策不將帶隊列為必要條件,可與群 1 併為最高級距。</w:t>
+        <w:t>第三節指出該二指標帶有「機會」成分,故須確認判定不倚賴它們:僅以使用率排序,群 1 仍為最高 0.810(notebook §4.2b),三種權重方案亦皆最高,成員在 20 組種子下未變動。配置建議見圖七;群 2 若政策不將帶隊列為必要條件,可與群 1 併為最高級距。</w:t>
       </w:r>
     </w:p>
     <w:p>
@@ -4076,7 +4076,7 @@
           <w:i w:val="0"/>
           <w:sz w:val="22"/>
         </w:rPr>
-        <w:t>序位變數被視為等距是本方法的固有限制:以秩轉換重跑,調整後蘭德指數為 0.38,群組邊界會隨處理方式移動,惟核心發現不變。另,資料為單一時點。</w:t>
+        <w:t>序位變數被視為等距是本方法的固有限制:以秩轉換重跑,ARI 僅 0.38,群組邊界會隨處理方式移動,惟核心發現不變。資料亦僅為單一時點。</w:t>
       </w:r>
     </w:p>
     <w:p>
@@ -4105,7 +4105,7 @@
           <w:i w:val="0"/>
           <w:sz w:val="22"/>
         </w:rPr>
-        <w:t>採用方案為:排除員工識別碼、施以標準化、以 k = 4 分群。標準化由認可度獨佔 79.6% 距離權重、分群退化為單變數複製、10 位顧問遭錯置三項證據支持;k = 4 由事前判準裁決並經敏感度檢驗。</w:t>
+        <w:t>採用方案為:排除員工識別碼、施以標準化、以 k = 4 分群。標準化由三項證據支持:認可度獨佔 79.6% 距離權重、分群退化為單變數複製、10 位顧問遭錯置;k = 4 則經事前判準與敏感度檢驗。</w:t>
       </w:r>
     </w:p>
     <w:p>

--- a/Artificial Intelligence for Enterprises/Assessment2b/Huang_26254793_421104_Assessment 2b.docx
+++ b/Artificial Intelligence for Enterprises/Assessment2b/Huang_26254793_421104_Assessment 2b.docx
@@ -1447,7 +1447,7 @@
           <w:i w:val="0"/>
           <w:sz w:val="22"/>
         </w:rPr>
-        <w:t>判準門檻亦經檢驗:取 3 或 4 人結論同為 k = 4,惟該門檻無外部依據(notebook §2.5c)。k = 4 的種子平均 ARI 為 0.961,僅 10 人曾變動且全在邊界,個體輪廓值無一為負(圖四)。</w:t>
+        <w:t>判準門檻亦經檢驗:取 3 或 4 人結論同為 k = 4,惟該門檻無外部依據(notebook §2.5c)。k = 4 的種子平均 ARI 為 0.961,僅 10 人曾變動且全在邊界;個體輪廓值亦僅 1 人為負(圖四),分群品質良好。</w:t>
       </w:r>
     </w:p>
     <w:p>
@@ -4047,7 +4047,7 @@
           <w:i/>
           <w:sz w:val="17"/>
         </w:rPr>
-        <w:t>註:取自 notebook §5.4。無任何個體輪廓值為負,表示沒有明顯被錯置的個案;紅色虛線為整體平均 0.668。</w:t>
+        <w:t>註:取自 notebook §5.4。107 人中僅員工 71 的輪廓值為負(−0.103),落在「低度參與群」與「高投入待認可群」的邊界,與 §2 的種子穩定性分析一致;紅色虛線為整體平均 0.668。</w:t>
       </w:r>
     </w:p>
     <w:p>
@@ -4076,7 +4076,7 @@
           <w:i w:val="0"/>
           <w:sz w:val="22"/>
         </w:rPr>
-        <w:t>序位變數被視為等距是本方法的固有限制:以秩轉換重跑,ARI 僅 0.38,群組邊界會隨處理方式移動,惟核心發現不變。資料亦僅為單一時點。</w:t>
+        <w:t>序位變數被視為等距是本方法的固有限制:以秩轉換重跑,ARI 僅 0.38,群組邊界會隨處理方式移動,惟核心發現不變。資料亦僅單一時點。</w:t>
       </w:r>
     </w:p>
     <w:p>

--- a/Artificial Intelligence for Enterprises/Assessment2b/Huang_26254793_421104_Assessment 2b.docx
+++ b/Artificial Intelligence for Enterprises/Assessment2b/Huang_26254793_421104_Assessment 2b.docx
@@ -343,7 +343,7 @@
           <w:i w:val="0"/>
           <w:sz w:val="22"/>
         </w:rPr>
-        <w:t>排除 EmployeeID:它是標稱型識別碼,數值不承載順序意義;且標準差為其餘三欄的 36 至 103 倍,納入後獨佔距離平方 99% 以上(表一)。保留該欄實跑的反證顯示分群會退化為按編號切段。</w:t>
+        <w:t>四欄的業務意義、統計特性與納入決策逐欄列於表一。保留的三項指標分別涵蓋投入程度、獲得指派的機會與承擔的責任層級,共同構成績效全貌;EmployeeID 則予排除——它是標稱型識別碼,數值不承載順序意義,且標準差為其餘三欄的 36 至 103 倍,納入後獨佔距離平方 99% 以上,實跑反證顯示分群會退化為按編號切段。</w:t>
       </w:r>
     </w:p>
     <w:p>
@@ -396,13 +396,14 @@
         <w:tblLook w:firstColumn="1" w:firstRow="1" w:lastColumn="0" w:lastRow="0" w:noHBand="0" w:noVBand="1" w:val="04A0"/>
       </w:tblPr>
       <w:tblGrid>
-        <w:gridCol w:w="1337"/>
-        <w:gridCol w:w="1337"/>
-        <w:gridCol w:w="1337"/>
-        <w:gridCol w:w="1337"/>
-        <w:gridCol w:w="1337"/>
-        <w:gridCol w:w="1337"/>
-        <w:gridCol w:w="1337"/>
+        <w:gridCol w:w="1170"/>
+        <w:gridCol w:w="1170"/>
+        <w:gridCol w:w="1170"/>
+        <w:gridCol w:w="1170"/>
+        <w:gridCol w:w="1170"/>
+        <w:gridCol w:w="1170"/>
+        <w:gridCol w:w="1170"/>
+        <w:gridCol w:w="1170"/>
       </w:tblGrid>
       <w:tr>
         <w:trPr>
@@ -411,7 +412,7 @@
         </w:trPr>
         <w:tc>
           <w:tcPr>
-            <w:tcW w:type="dxa" w:w="1337"/>
+            <w:tcW w:type="dxa" w:w="1170"/>
           </w:tcPr>
           <w:p>
             <w:r>
@@ -427,7 +428,23 @@
         </w:tc>
         <w:tc>
           <w:tcPr>
-            <w:tcW w:type="dxa" w:w="1337"/>
+            <w:tcW w:type="dxa" w:w="1170"/>
+          </w:tcPr>
+          <w:p>
+            <w:r>
+              <w:rPr>
+                <w:rFonts w:ascii="Calibri" w:hAnsi="Calibri" w:eastAsia="微軟正黑體"/>
+                <w:b/>
+                <w:i w:val="0"/>
+                <w:sz w:val="18"/>
+              </w:rPr>
+              <w:t>業務意義</w:t>
+            </w:r>
+          </w:p>
+        </w:tc>
+        <w:tc>
+          <w:tcPr>
+            <w:tcW w:type="dxa" w:w="1170"/>
           </w:tcPr>
           <w:p>
             <w:r>
@@ -443,7 +460,7 @@
         </w:tc>
         <w:tc>
           <w:tcPr>
-            <w:tcW w:type="dxa" w:w="1337"/>
+            <w:tcW w:type="dxa" w:w="1170"/>
           </w:tcPr>
           <w:p>
             <w:r>
@@ -459,7 +476,7 @@
         </w:tc>
         <w:tc>
           <w:tcPr>
-            <w:tcW w:type="dxa" w:w="1337"/>
+            <w:tcW w:type="dxa" w:w="1170"/>
           </w:tcPr>
           <w:p>
             <w:r>
@@ -475,7 +492,7 @@
         </w:tc>
         <w:tc>
           <w:tcPr>
-            <w:tcW w:type="dxa" w:w="1337"/>
+            <w:tcW w:type="dxa" w:w="1170"/>
           </w:tcPr>
           <w:p>
             <w:r>
@@ -491,7 +508,7 @@
         </w:tc>
         <w:tc>
           <w:tcPr>
-            <w:tcW w:type="dxa" w:w="1337"/>
+            <w:tcW w:type="dxa" w:w="1170"/>
           </w:tcPr>
           <w:p>
             <w:r>
@@ -507,7 +524,7 @@
         </w:tc>
         <w:tc>
           <w:tcPr>
-            <w:tcW w:type="dxa" w:w="1337"/>
+            <w:tcW w:type="dxa" w:w="1170"/>
           </w:tcPr>
           <w:p>
             <w:r>
@@ -517,7 +534,7 @@
                 <w:i w:val="0"/>
                 <w:sz w:val="18"/>
               </w:rPr>
-              <w:t>決策</w:t>
+              <w:t>決策與理由</w:t>
             </w:r>
           </w:p>
         </w:tc>
@@ -528,7 +545,7 @@
         </w:trPr>
         <w:tc>
           <w:tcPr>
-            <w:tcW w:type="dxa" w:w="1337"/>
+            <w:tcW w:type="dxa" w:w="1170"/>
           </w:tcPr>
           <w:p>
             <w:r>
@@ -544,7 +561,23 @@
         </w:tc>
         <w:tc>
           <w:tcPr>
-            <w:tcW w:type="dxa" w:w="1337"/>
+            <w:tcW w:type="dxa" w:w="1170"/>
+          </w:tcPr>
+          <w:p>
+            <w:r>
+              <w:rPr>
+                <w:rFonts w:ascii="Calibri" w:hAnsi="Calibri" w:eastAsia="微軟正黑體"/>
+                <w:b w:val="0"/>
+                <w:i w:val="0"/>
+                <w:sz w:val="18"/>
+              </w:rPr>
+              <w:t>員工識別碼(流水號)</w:t>
+            </w:r>
+          </w:p>
+        </w:tc>
+        <w:tc>
+          <w:tcPr>
+            <w:tcW w:type="dxa" w:w="1170"/>
           </w:tcPr>
           <w:p>
             <w:r>
@@ -560,7 +593,7 @@
         </w:tc>
         <w:tc>
           <w:tcPr>
-            <w:tcW w:type="dxa" w:w="1337"/>
+            <w:tcW w:type="dxa" w:w="1170"/>
           </w:tcPr>
           <w:p>
             <w:r>
@@ -576,7 +609,7 @@
         </w:tc>
         <w:tc>
           <w:tcPr>
-            <w:tcW w:type="dxa" w:w="1337"/>
+            <w:tcW w:type="dxa" w:w="1170"/>
           </w:tcPr>
           <w:p>
             <w:r>
@@ -592,7 +625,7 @@
         </w:tc>
         <w:tc>
           <w:tcPr>
-            <w:tcW w:type="dxa" w:w="1337"/>
+            <w:tcW w:type="dxa" w:w="1170"/>
           </w:tcPr>
           <w:p>
             <w:r>
@@ -608,7 +641,7 @@
         </w:tc>
         <w:tc>
           <w:tcPr>
-            <w:tcW w:type="dxa" w:w="1337"/>
+            <w:tcW w:type="dxa" w:w="1170"/>
           </w:tcPr>
           <w:p>
             <w:r>
@@ -624,7 +657,7 @@
         </w:tc>
         <w:tc>
           <w:tcPr>
-            <w:tcW w:type="dxa" w:w="1337"/>
+            <w:tcW w:type="dxa" w:w="1170"/>
           </w:tcPr>
           <w:p>
             <w:r>
@@ -634,7 +667,7 @@
                 <w:i w:val="0"/>
                 <w:sz w:val="18"/>
               </w:rPr>
-              <w:t>排除</w:t>
+              <w:t>排除:標稱型識別碼,數值無序位意義,且獨佔距離</w:t>
             </w:r>
           </w:p>
         </w:tc>
@@ -645,7 +678,7 @@
         </w:trPr>
         <w:tc>
           <w:tcPr>
-            <w:tcW w:type="dxa" w:w="1337"/>
+            <w:tcW w:type="dxa" w:w="1170"/>
           </w:tcPr>
           <w:p>
             <w:r>
@@ -661,7 +694,23 @@
         </w:tc>
         <w:tc>
           <w:tcPr>
-            <w:tcW w:type="dxa" w:w="1337"/>
+            <w:tcW w:type="dxa" w:w="1170"/>
+          </w:tcPr>
+          <w:p>
+            <w:r>
+              <w:rPr>
+                <w:rFonts w:ascii="Calibri" w:hAnsi="Calibri" w:eastAsia="微軟正黑體"/>
+                <w:b w:val="0"/>
+                <w:i w:val="0"/>
+                <w:sz w:val="18"/>
+              </w:rPr>
+              <w:t>在高優先級專案實際投入的時間佔比</w:t>
+            </w:r>
+          </w:p>
+        </w:tc>
+        <w:tc>
+          <w:tcPr>
+            <w:tcW w:type="dxa" w:w="1170"/>
           </w:tcPr>
           <w:p>
             <w:r>
@@ -677,7 +726,7 @@
         </w:tc>
         <w:tc>
           <w:tcPr>
-            <w:tcW w:type="dxa" w:w="1337"/>
+            <w:tcW w:type="dxa" w:w="1170"/>
           </w:tcPr>
           <w:p>
             <w:r>
@@ -693,7 +742,7 @@
         </w:tc>
         <w:tc>
           <w:tcPr>
-            <w:tcW w:type="dxa" w:w="1337"/>
+            <w:tcW w:type="dxa" w:w="1170"/>
           </w:tcPr>
           <w:p>
             <w:r>
@@ -709,7 +758,7 @@
         </w:tc>
         <w:tc>
           <w:tcPr>
-            <w:tcW w:type="dxa" w:w="1337"/>
+            <w:tcW w:type="dxa" w:w="1170"/>
           </w:tcPr>
           <w:p>
             <w:r>
@@ -725,7 +774,7 @@
         </w:tc>
         <w:tc>
           <w:tcPr>
-            <w:tcW w:type="dxa" w:w="1337"/>
+            <w:tcW w:type="dxa" w:w="1170"/>
           </w:tcPr>
           <w:p>
             <w:r>
@@ -741,7 +790,7 @@
         </w:tc>
         <w:tc>
           <w:tcPr>
-            <w:tcW w:type="dxa" w:w="1337"/>
+            <w:tcW w:type="dxa" w:w="1170"/>
           </w:tcPr>
           <w:p>
             <w:r>
@@ -751,7 +800,7 @@
                 <w:i w:val="0"/>
                 <w:sz w:val="18"/>
               </w:rPr>
-              <w:t>納入</w:t>
+              <w:t>納入:反映個人投入程度</w:t>
             </w:r>
           </w:p>
         </w:tc>
@@ -762,7 +811,7 @@
         </w:trPr>
         <w:tc>
           <w:tcPr>
-            <w:tcW w:type="dxa" w:w="1337"/>
+            <w:tcW w:type="dxa" w:w="1170"/>
           </w:tcPr>
           <w:p>
             <w:r>
@@ -778,7 +827,23 @@
         </w:tc>
         <w:tc>
           <w:tcPr>
-            <w:tcW w:type="dxa" w:w="1337"/>
+            <w:tcW w:type="dxa" w:w="1170"/>
+          </w:tcPr>
+          <w:p>
+            <w:r>
+              <w:rPr>
+                <w:rFonts w:ascii="Calibri" w:hAnsi="Calibri" w:eastAsia="微軟正黑體"/>
+                <w:b w:val="0"/>
+                <w:i w:val="0"/>
+                <w:sz w:val="18"/>
+              </w:rPr>
+              <w:t>被特別指派參與的專案數量</w:t>
+            </w:r>
+          </w:p>
+        </w:tc>
+        <w:tc>
+          <w:tcPr>
+            <w:tcW w:type="dxa" w:w="1170"/>
           </w:tcPr>
           <w:p>
             <w:r>
@@ -794,7 +859,7 @@
         </w:tc>
         <w:tc>
           <w:tcPr>
-            <w:tcW w:type="dxa" w:w="1337"/>
+            <w:tcW w:type="dxa" w:w="1170"/>
           </w:tcPr>
           <w:p>
             <w:r>
@@ -810,7 +875,7 @@
         </w:tc>
         <w:tc>
           <w:tcPr>
-            <w:tcW w:type="dxa" w:w="1337"/>
+            <w:tcW w:type="dxa" w:w="1170"/>
           </w:tcPr>
           <w:p>
             <w:r>
@@ -826,7 +891,7 @@
         </w:tc>
         <w:tc>
           <w:tcPr>
-            <w:tcW w:type="dxa" w:w="1337"/>
+            <w:tcW w:type="dxa" w:w="1170"/>
           </w:tcPr>
           <w:p>
             <w:r>
@@ -842,7 +907,7 @@
         </w:tc>
         <w:tc>
           <w:tcPr>
-            <w:tcW w:type="dxa" w:w="1337"/>
+            <w:tcW w:type="dxa" w:w="1170"/>
           </w:tcPr>
           <w:p>
             <w:r>
@@ -858,7 +923,7 @@
         </w:tc>
         <w:tc>
           <w:tcPr>
-            <w:tcW w:type="dxa" w:w="1337"/>
+            <w:tcW w:type="dxa" w:w="1170"/>
           </w:tcPr>
           <w:p>
             <w:r>
@@ -868,7 +933,7 @@
                 <w:i w:val="0"/>
                 <w:sz w:val="18"/>
               </w:rPr>
-              <w:t>納入</w:t>
+              <w:t>納入:反映獲得指派的機會</w:t>
             </w:r>
           </w:p>
         </w:tc>
@@ -879,7 +944,7 @@
         </w:trPr>
         <w:tc>
           <w:tcPr>
-            <w:tcW w:type="dxa" w:w="1337"/>
+            <w:tcW w:type="dxa" w:w="1170"/>
           </w:tcPr>
           <w:p>
             <w:r>
@@ -895,7 +960,23 @@
         </w:tc>
         <w:tc>
           <w:tcPr>
-            <w:tcW w:type="dxa" w:w="1337"/>
+            <w:tcW w:type="dxa" w:w="1170"/>
+          </w:tcPr>
+          <w:p>
+            <w:r>
+              <w:rPr>
+                <w:rFonts w:ascii="Calibri" w:hAnsi="Calibri" w:eastAsia="微軟正黑體"/>
+                <w:b w:val="0"/>
+                <w:i w:val="0"/>
+                <w:sz w:val="18"/>
+              </w:rPr>
+              <w:t>擔任專案負責人的專案數量</w:t>
+            </w:r>
+          </w:p>
+        </w:tc>
+        <w:tc>
+          <w:tcPr>
+            <w:tcW w:type="dxa" w:w="1170"/>
           </w:tcPr>
           <w:p>
             <w:r>
@@ -911,7 +992,7 @@
         </w:tc>
         <w:tc>
           <w:tcPr>
-            <w:tcW w:type="dxa" w:w="1337"/>
+            <w:tcW w:type="dxa" w:w="1170"/>
           </w:tcPr>
           <w:p>
             <w:r>
@@ -927,7 +1008,7 @@
         </w:tc>
         <w:tc>
           <w:tcPr>
-            <w:tcW w:type="dxa" w:w="1337"/>
+            <w:tcW w:type="dxa" w:w="1170"/>
           </w:tcPr>
           <w:p>
             <w:r>
@@ -943,7 +1024,7 @@
         </w:tc>
         <w:tc>
           <w:tcPr>
-            <w:tcW w:type="dxa" w:w="1337"/>
+            <w:tcW w:type="dxa" w:w="1170"/>
           </w:tcPr>
           <w:p>
             <w:r>
@@ -959,7 +1040,7 @@
         </w:tc>
         <w:tc>
           <w:tcPr>
-            <w:tcW w:type="dxa" w:w="1337"/>
+            <w:tcW w:type="dxa" w:w="1170"/>
           </w:tcPr>
           <w:p>
             <w:r>
@@ -975,7 +1056,7 @@
         </w:tc>
         <w:tc>
           <w:tcPr>
-            <w:tcW w:type="dxa" w:w="1337"/>
+            <w:tcW w:type="dxa" w:w="1170"/>
           </w:tcPr>
           <w:p>
             <w:r>
@@ -985,7 +1066,7 @@
                 <w:i w:val="0"/>
                 <w:sz w:val="18"/>
               </w:rPr>
-              <w:t>納入</w:t>
+              <w:t>納入:反映承擔的責任層級</w:t>
             </w:r>
           </w:p>
         </w:tc>
@@ -1002,7 +1083,7 @@
           <w:i/>
           <w:sz w:val="17"/>
         </w:rPr>
-        <w:t>註:數值取自 notebook §1.2 逐欄審核表與 §1.5 權重計算。「佔距離權重」指該欄變異數佔歐氏距離平方總變異的比例。</w:t>
+        <w:t>註:數值取自 notebook §1.2 逐欄審核表與 §1.5 權重計算;業務意義依作業說明所定義。「佔距離平方權重」指該欄變異數佔歐氏距離平方總變異的比例。保留的三項指標分別涵蓋投入、機會與責任三個構面,共同構成績效的完整面貌。</w:t>
       </w:r>
     </w:p>
     <w:p>
@@ -1433,7 +1514,7 @@
           <w:i w:val="0"/>
           <w:sz w:val="22"/>
         </w:rPr>
-        <w:t>統計面兩項衝突:輪廓係數最高在 k = 5(0.6823),但 k = 3、4、5 全距僅 0.0146、視為平手;肘部法指向 k = 4(圖一)。業務面則排除相鄰候選:k = 5 產生兩個各 2 人的群;k = 3 的中間群 27 人,群內認可度全距等於全體全距的 100%,獲指派 4 個專案者與未獲指派者同級,該指標在此級距內無區分力,k = 4 拆開後降至 50% 以下。</w:t>
+        <w:t>統計面兩項衝突:輪廓係數最高在 k = 5(0.6823),但 k = 3、4、5 全距僅 0.0146、視為平手;肘部法指向 k = 4(圖一)。業務面則排除相鄰候選:k = 5 產生兩個各 2 人的群;k = 3 的中間群 27 人,群內認可度全距等於全體全距的 100%,該指標在此級距內無區分力,k = 4 拆開後降至 50% 以下。</w:t>
       </w:r>
     </w:p>
     <w:p>
@@ -1447,7 +1528,7 @@
           <w:i w:val="0"/>
           <w:sz w:val="22"/>
         </w:rPr>
-        <w:t>判準門檻亦經檢驗:取 3 或 4 人結論同為 k = 4,惟該門檻無外部依據(notebook §2.5c)。k = 4 的種子平均 ARI 為 0.961,僅 10 人曾變動且全在邊界;個體輪廓值亦僅 1 人為負(圖四),分群品質良好。</w:t>
+        <w:t>判準門檻亦經檢驗:取 3 或 4 人結論同為 k = 4,惟該門檻無外部依據(notebook §2.5c)。k = 4 的種子平均 ARI 為 0.961,僅 10 人曾變動且全在邊界;個體輪廓值亦僅 1 人為負(圖四)。</w:t>
       </w:r>
     </w:p>
     <w:p>
@@ -2293,7 +2374,7 @@
           <w:i w:val="0"/>
           <w:sz w:val="22"/>
         </w:rPr>
-        <w:t>分群於標準化空間進行,呈現時還原為原始單位(表四、圖二、圖六)。聚類為描述性技術,以下呈現群組間差異,不主張因果。</w:t>
+        <w:t>分群於標準化空間進行,呈現時還原為原始單位(表四、圖二、圖六)。聚類為描述性技術,呈現群組間差異,不主張因果。</w:t>
       </w:r>
     </w:p>
     <w:p>
@@ -2321,7 +2402,7 @@
           <w:i w:val="0"/>
           <w:sz w:val="22"/>
         </w:rPr>
-        <w:t>分受眾而言,三者要處理的問題不同。人力資源部門面對的是級距與公平性:四群可直接對應四級獎金級距(圖七),辯護基礎在於級距由 KPI 實際分布劃分而非主觀判定。部門主管面對的是人力配置:專業骨幹 8 人是負責人職位最直接的候補來源,而高投入待認可群 25 人幾乎未獲指派,指派流程應於下一輪指派前逐案檢視。高階主管面對的則是結構性風險:96% 的顧問從未帶隊、領導人才集中於 4 人,此一梯隊風險的優先序高於任何個別績效問題。</w:t>
+        <w:t>分受眾而言,三者要處理的問題不同。人力資源部門面對級距與公平性:四群可對應四級獎金級距(圖七),辯護基礎在於級距由 KPI 實際分布劃分而非主觀判定。部門主管面對人力配置:專業骨幹是負責人職位的候補來源,而高投入待認可群幾乎未獲指派。高階主管面對結構性風險:96% 從未帶隊、領導人才集中於 4 人。</w:t>
       </w:r>
     </w:p>
     <w:p>
@@ -2335,7 +2416,7 @@
           <w:i w:val="0"/>
           <w:sz w:val="22"/>
         </w:rPr>
-        <w:t>最後須反思結果的性質。認可度與領導角色記錄的是組織給予的機會,非顧問單方面的產出;高投入待認可群認可度偏低,可能反映指派制度而非能力。命名亦有管理後果——稱「低度參與群」或「未獲投入機會群」會導向不同行動;本報告採前者,因資料僅記錄結果。</w:t>
+        <w:t>最後須反思。認可度與領導角色記錄的是組織給予的機會,非顧問單方面的產出;高投入待認可群認可度偏低,可能反映指派制度而非能力,連命名都有管理後果。本次分析亦修正了我對聚類方法的認識:原以為難處在演算法,實際上演算法僅數行,真正決定結果的是前處理與 k 的裁決——同一份資料在縮放與否之間,即得出兩種互不相容的分群。</w:t>
       </w:r>
     </w:p>
     <w:p>
@@ -3278,7 +3359,7 @@
           <w:i w:val="0"/>
           <w:sz w:val="22"/>
         </w:rPr>
-        <w:t>第三節指出該二指標帶有「機會」成分,故須確認判定不倚賴它們:僅以使用率排序,群 1 仍為最高 0.810(notebook §4.2b),三種權重方案亦皆最高,成員在 20 組種子下未變動。配置建議見圖七;群 2 若政策不將帶隊列為必要條件,可與群 1 併為最高級距。</w:t>
+        <w:t>第三節指出該二指標帶有「機會」成分,故須確認判定不倚賴它們:僅以使用率排序,群 1 仍為最高 0.810(notebook §4.2b),三種權重方案亦皆最高,成員在 20 組種子下未變動。群 2 若政策不將帶隊列為必要條件,可與群 1 併為最高級距(圖七)。</w:t>
       </w:r>
     </w:p>
     <w:p>
@@ -4076,7 +4157,7 @@
           <w:i w:val="0"/>
           <w:sz w:val="22"/>
         </w:rPr>
-        <w:t>序位變數被視為等距是本方法的固有限制:以秩轉換重跑,ARI 僅 0.38,群組邊界會隨處理方式移動,惟核心發現不變。資料亦僅單一時點。</w:t>
+        <w:t>序位變數被視為等距是固有限制:以秩轉換重跑 ARI 僅 0.38,群組邊界會移動,惟核心發現不變。資料亦僅單一時點。</w:t>
       </w:r>
     </w:p>
     <w:p>

--- a/Artificial Intelligence for Enterprises/Assessment2b/Huang_26254793_421104_Assessment 2b.docx
+++ b/Artificial Intelligence for Enterprises/Assessment2b/Huang_26254793_421104_Assessment 2b.docx
@@ -231,7 +231,7 @@
           <w:i w:val="0"/>
           <w:sz w:val="22"/>
         </w:rPr>
-        <w:t>本報告以 K-means 將 107 位 IBM 顧問依三項績效指標分為四群,作為獎金級距依據(圖五)。「帶隊核心群」(4 人)為績效最優群,惟僅佔 3.7%;「高投入待認可群」(25 人)投入度達平均 2.2 倍卻幾乎未獲指派,在未標準化的分析中無法辨識。</w:t>
+        <w:t>本報告以 K-means 將 107 位 IBM 顧問依三項績效指標分為四群,作為獎金級距依據(圖五)。「帶隊核心群」(4 人)為績效最優群,惟僅佔 3.7%;「高投入待認可群」(25 人)投入度達平均 2.2 倍卻幾乎未獲指派,未標準化時無法辨識。</w:t>
       </w:r>
     </w:p>
     <w:p>
@@ -357,7 +357,7 @@
           <w:i w:val="0"/>
           <w:sz w:val="22"/>
         </w:rPr>
-        <w:t>第二層決策是尺度。常見誤解是「不標準化較中立」,事實相反:未縮放時權重由各欄離散程度決定而非由業務判斷決定——認可度一欄即佔距離平方的 79.6%,使分群退化為單變數複製,與「直接按認可度分組」的調整後蘭德指數(Hubert &amp; Arabie, 1985)達 0.99。</w:t>
+        <w:t>第二層決策是尺度。常見誤解是「不標準化較中立」,事實相反:未縮放時權重由各欄離散程度而非業務判斷決定——認可度一欄即佔距離平方的 79.6%,使分群退化為單變數複製,與「直接按認可度分組」的調整後蘭德指數(Hubert &amp; Arabie, 1985)達 0.99。</w:t>
       </w:r>
     </w:p>
     <w:p>
@@ -371,7 +371,7 @@
           <w:i w:val="0"/>
           <w:sz w:val="22"/>
         </w:rPr>
-        <w:t>其影響可具體量化(圖三、表二):10 位使用率 0.61 至 0.92 但認可度為 0 的顧問,未縮放時被併入一個使用率跨幅 0.00 至 0.92 的 86 人群。z 分數與 MinMax 產生相同分群(Milligan &amp; Cooper, 1988)。標準化並非「不加權」,而是把權重改為可依政策調整的假設。</w:t>
+        <w:t>其影響可具體量化(圖三、表二):10 位使用率 0.61 至 0.92 但認可度為 0 的顧問,未縮放時被併入一個使用率跨幅 0.00 至 0.92 的 86 人群。縮放方式本身則不影響結論:z 分數、MinMax、以及對數轉換後標準化(因認可度與領導角色右偏)三者皆得相同的四群結構與績效最優群(notebook §5.1b)。標準化並非「不加權」,而是把權重改為可依政策調整的假設(Milligan &amp; Cooper, 1988)。</w:t>
       </w:r>
     </w:p>
     <w:p>
@@ -1528,7 +1528,7 @@
           <w:i w:val="0"/>
           <w:sz w:val="22"/>
         </w:rPr>
-        <w:t>判準門檻亦經檢驗:取 3 或 4 人結論同為 k = 4,惟該門檻無外部依據(notebook §2.5c)。k = 4 的種子平均 ARI 為 0.961,僅 10 人曾變動且全在邊界;個體輪廓值亦僅 1 人為負(圖四)。</w:t>
+        <w:t>判準門檻亦經檢驗:取 3 或 4 人結論同為 k = 4,惟該門檻無外部依據(§2.5c)。k = 4 的種子平均 ARI 為 0.961,僅 10 人曾變動且全在邊界,個體輪廓值僅 1 人為負(圖四)。</w:t>
       </w:r>
     </w:p>
     <w:p>
@@ -2374,7 +2374,7 @@
           <w:i w:val="0"/>
           <w:sz w:val="22"/>
         </w:rPr>
-        <w:t>分群於標準化空間進行,呈現時還原為原始單位(表四、圖二、圖六)。聚類為描述性技術,呈現群組間差異,不主張因果。</w:t>
+        <w:t>分群於標準化空間進行,呈現時還原為原始單位(表四、圖二、圖六)。聚類為描述性技術,不主張因果。</w:t>
       </w:r>
     </w:p>
     <w:p>
@@ -2388,7 +2388,7 @@
           <w:i w:val="0"/>
           <w:sz w:val="22"/>
         </w:rPr>
-        <w:t>四群的整體特徵如下。低度參與群共 70 人、佔全體近三分之二,三項指標均為最低,使用率僅 0.102,是組織的多數常態。高投入待認可群共 25 人,使用率 0.674 達平均 2.2 倍,但認可度僅 0.36 且無人帶隊,是三項指標落差最大的一群。受認可的專業骨幹共 8 人,使用率與認可度均居次高,惟尚未擔任負責人。帶隊核心群共 4 人,三項指標同時最高,是唯一實際帶隊的群組。四群的區隔並非由單一指標造成:低度參與群與其餘三群的差異在使用率,後三群彼此的差異則依序落在認可度與領導角色。</w:t>
+        <w:t>四群的整體特徵如下。低度參與群共 70 人、佔全體近三分之二,三項指標均為最低,使用率僅 0.102,是組織的多數常態。高投入待認可群共 25 人,使用率 0.674 達平均 2.2 倍,但認可度僅 0.36 且無人帶隊,是三項指標落差最大的一群。受認可的專業骨幹共 8 人,使用率與認可度均居次高,惟尚未擔任負責人。帶隊核心群共 4 人,三項指標同時最高,是唯一實際帶隊的群組。四群區隔並非由單一指標造成:低度參與群與其餘三群的差異在使用率,後三群的差異則依序落在認可度與領導角色。</w:t>
       </w:r>
     </w:p>
     <w:p>
@@ -2402,7 +2402,7 @@
           <w:i w:val="0"/>
           <w:sz w:val="22"/>
         </w:rPr>
-        <w:t>分受眾而言,三者要處理的問題不同。人力資源部門面對級距與公平性:四群可對應四級獎金級距(圖七),辯護基礎在於級距由 KPI 實際分布劃分而非主觀判定。部門主管面對人力配置:專業骨幹是負責人職位的候補來源,而高投入待認可群幾乎未獲指派。高階主管面對結構性風險:96% 從未帶隊、領導人才集中於 4 人。</w:t>
+        <w:t>分受眾而言,三者處理的問題不同。人力資源部門面對級距與公平性:四群可對應四級獎金級距(圖七),辯護基礎在於級距由 KPI 實際分布劃分。部門主管面對人力配置:專業骨幹是負責人職位的候補來源,高投入待認可群則幾乎未獲指派。高階主管面對結構性風險:96% 從未帶隊。</w:t>
       </w:r>
     </w:p>
     <w:p>
@@ -3345,7 +3345,7 @@
           <w:i w:val="0"/>
           <w:sz w:val="22"/>
         </w:rPr>
-        <w:t>依據為質心表的逐欄比較(表五):三項指標同時排名第一,使用率與認可度為全體平均的2.6 與 7.4 倍。領導角色不採倍數表述——其平均僅 0.056、96% 的顧問為 0,近零分母會誇大差異;改以絕對數:樣本 107 人中僅 4 人有帶隊紀錄,恰為此群,職位合計 6 個。惟領導角色本身即為分群變數,此屬描述性特徵,不構成獨立驗證。</w:t>
+        <w:t>依據為質心表的逐欄比較(表五):三項指標同時排名第一,使用率與認可度為全體平均的2.6 與 7.4 倍。領導角色不採倍數——其平均僅 0.056、96% 為 0,近零分母會誇大差異;改以絕對數:樣本 107 人中僅 4 人有帶隊紀錄,恰為此群,職位合計 6 個。惟領導角色本身即為分群變數,此屬描述性特徵,不構成獨立驗證。</w:t>
       </w:r>
     </w:p>
     <w:p>
@@ -3359,7 +3359,7 @@
           <w:i w:val="0"/>
           <w:sz w:val="22"/>
         </w:rPr>
-        <w:t>第三節指出該二指標帶有「機會」成分,故須確認判定不倚賴它們:僅以使用率排序,群 1 仍為最高 0.810(notebook §4.2b),三種權重方案亦皆最高,成員在 20 組種子下未變動。群 2 若政策不將帶隊列為必要條件,可與群 1 併為最高級距(圖七)。</w:t>
+        <w:t>第三節指出該二指標帶有「機會」成分,故須確認判定不倚賴它們:僅以使用率排序,群 1 仍為最高 0.810(notebook §4.2b),三種權重方案亦皆最高,成員在 20 組種子下未變動。群 2 若政策不將帶隊列為必要條件,可與群 1 併級(圖七)。</w:t>
       </w:r>
     </w:p>
     <w:p>
@@ -4186,7 +4186,7 @@
           <w:i w:val="0"/>
           <w:sz w:val="22"/>
         </w:rPr>
-        <w:t>採用方案為:排除員工識別碼、施以標準化、以 k = 4 分群。標準化由三項證據支持:認可度獨佔 79.6% 距離權重、分群退化為單變數複製、10 位顧問遭錯置;k = 4 則經事前判準與敏感度檢驗。</w:t>
+        <w:t>採用方案為:排除員工識別碼、施以標準化、以 k = 4 分群。標準化由三項證據支持:認可度獨佔 79.6% 距離權重、分群退化為單變數複製、10 位顧問遭錯置;k = 4 經事前判準與敏感度檢驗。</w:t>
       </w:r>
     </w:p>
     <w:p>

--- a/Artificial Intelligence for Enterprises/Assessment2b/Huang_26254793_421104_Assessment 2b.docx
+++ b/Artificial Intelligence for Enterprises/Assessment2b/Huang_26254793_421104_Assessment 2b.docx
@@ -141,7 +141,7 @@
           <w:i w:val="0"/>
           <w:sz w:val="24"/>
         </w:rPr>
-        <w:t>繳交日期:2026 年 8 月 2 日</w:t>
+        <w:t>繳交日期:2026 年 8 月 5 日</w:t>
       </w:r>
     </w:p>
     <w:p>
